--- a/CUWebinars.Web/App_Data/mergeTemplates/OrderSubmitted_PostEvent.docx
+++ b/CUWebinars.Web/App_Data/mergeTemplates/OrderSubmitted_PostEvent.docx
@@ -470,27 +470,14 @@
             <w:r>
               <w:t xml:space="preserve">Dear </w:t>
             </w:r>
-            <w:r>
-              <w:fldChar w:fldCharType="begin"/>
-            </w:r>
-            <w:r>
-              <w:instrText xml:space="preserve"> MERGEFIELD  FirstName  \* MERGEFORMAT </w:instrText>
-            </w:r>
-            <w:r>
-              <w:fldChar w:fldCharType="separate"/>
-            </w:r>
-            <w:r>
-              <w:rPr>
-                <w:noProof/>
-              </w:rPr>
-              <w:t>«FirstName»</w:t>
-            </w:r>
-            <w:r>
-              <w:rPr>
-                <w:noProof/>
-              </w:rPr>
-              <w:fldChar w:fldCharType="end"/>
-            </w:r>
+            <w:fldSimple w:instr=" MERGEFIELD  FirstName  \* MERGEFORMAT ">
+              <w:r>
+                <w:rPr>
+                  <w:noProof/>
+                </w:rPr>
+                <w:t>«FirstName»</w:t>
+              </w:r>
+            </w:fldSimple>
             <w:r>
               <w:t>,</w:t>
             </w:r>
@@ -521,8 +508,6 @@
             <w:r>
               <w:t xml:space="preserve"> </w:t>
             </w:r>
-            <w:bookmarkStart w:id="0" w:name="_GoBack"/>
-            <w:bookmarkEnd w:id="0"/>
             <w:r>
               <w:rPr>
                 <w:i/>
@@ -560,223 +545,25 @@
             <w:r>
               <w:t xml:space="preserve"> </w:t>
             </w:r>
-            <w:r>
-              <w:fldChar w:fldCharType="begin"/>
-            </w:r>
-            <w:r>
-              <w:instrText xml:space="preserve"> MERGEFIELD  RegDesc  \* MERGEFORMAT </w:instrText>
-            </w:r>
-            <w:r>
-              <w:fldChar w:fldCharType="separate"/>
-            </w:r>
-            <w:r>
-              <w:rPr>
-                <w:noProof/>
-              </w:rPr>
-              <w:t>«RegDesc»</w:t>
-            </w:r>
-            <w:r>
-              <w:rPr>
-                <w:noProof/>
-              </w:rPr>
-              <w:fldChar w:fldCharType="end"/>
-            </w:r>
+            <w:fldSimple w:instr=" MERGEFIELD  RegDesc  \* MERGEFORMAT ">
+              <w:r>
+                <w:rPr>
+                  <w:noProof/>
+                </w:rPr>
+                <w:t>«RegDesc»</w:t>
+              </w:r>
+            </w:fldSimple>
             <w:r>
               <w:t xml:space="preserve"> </w:t>
-            </w:r>
-          </w:p>
-          <w:p>
-            <w:pPr>
-              <w:spacing w:before="200"/>
-              <w:rPr>
-                <w:noProof/>
-              </w:rPr>
-            </w:pPr>
-            <w:r>
-              <w:t>How To Access Your Recording:</w:t>
-            </w:r>
-            <w:r>
-              <w:br/>
-            </w:r>
-            <w:r>
-              <w:rPr>
-                <w:b/>
-                <w:i/>
-              </w:rPr>
-              <w:t>If you</w:t>
-            </w:r>
-            <w:r>
-              <w:rPr>
-                <w:b/>
-                <w:i/>
-              </w:rPr>
-              <w:t xml:space="preserve"> are not the original registrant</w:t>
-            </w:r>
-            <w:r>
-              <w:t xml:space="preserve"> - you can access the content by logging into your account at </w:t>
-            </w:r>
-            <w:r>
-              <w:fldChar w:fldCharType="begin"/>
-            </w:r>
-            <w:r>
-              <w:instrText xml:space="preserve"> MERGEFIELD  LinkToMyWebinars  \* MERGEFORMAT </w:instrText>
-            </w:r>
-            <w:r>
-              <w:fldChar w:fldCharType="separate"/>
-            </w:r>
-            <w:r>
-              <w:rPr>
-                <w:noProof/>
-              </w:rPr>
-              <w:t>«LinkToMyWebinars»</w:t>
-            </w:r>
-            <w:r>
-              <w:rPr>
-                <w:noProof/>
-              </w:rPr>
-              <w:fldChar w:fldCharType="end"/>
             </w:r>
           </w:p>
           <w:p>
             <w:pPr>
               <w:spacing w:before="200"/>
             </w:pPr>
-            <w:r>
-              <w:rPr>
-                <w:b/>
-                <w:i/>
-              </w:rPr>
-              <w:t>If you</w:t>
-            </w:r>
-            <w:r>
-              <w:rPr>
-                <w:b/>
-                <w:i/>
-              </w:rPr>
-              <w:t xml:space="preserve"> are not the original registrant</w:t>
-            </w:r>
-            <w:r>
-              <w:t xml:space="preserve"> - you can access the content by visiting the link below. No password will be required but you will be prompted for name and email. </w:t>
-            </w:r>
-            <w:r>
-              <w:fldChar w:fldCharType="begin"/>
-            </w:r>
-            <w:r>
-              <w:instrText xml:space="preserve"> MERGEFIELD  OndemandLink  \* MERGEFORMAT </w:instrText>
-            </w:r>
-            <w:r>
-              <w:fldChar w:fldCharType="separate"/>
-            </w:r>
-            <w:r>
-              <w:rPr>
-                <w:noProof/>
-              </w:rPr>
-              <w:t>«OndemandLink»</w:t>
-            </w:r>
-            <w:r>
-              <w:rPr>
-                <w:noProof/>
-              </w:rPr>
-              <w:fldChar w:fldCharType="end"/>
-            </w:r>
-            <w:r>
-              <w:t>.</w:t>
-            </w:r>
+            <w:bookmarkStart w:id="0" w:name="_GoBack"/>
+            <w:bookmarkEnd w:id="0"/>
           </w:p>
-          <w:p>
-            <w:pPr>
-              <w:spacing w:before="200"/>
-              <w:rPr>
-                <w:noProof/>
-              </w:rPr>
-            </w:pPr>
-            <w:r>
-              <w:fldChar w:fldCharType="begin"/>
-            </w:r>
-            <w:r>
-              <w:instrText xml:space="preserve"> MERGEFIELD  PaymentCaption  \* MERGEFORMAT </w:instrText>
-            </w:r>
-            <w:r>
-              <w:fldChar w:fldCharType="separate"/>
-            </w:r>
-            <w:r>
-              <w:rPr>
-                <w:noProof/>
-              </w:rPr>
-              <w:t>«PaymentCaption»</w:t>
-            </w:r>
-            <w:r>
-              <w:rPr>
-                <w:noProof/>
-              </w:rPr>
-              <w:fldChar w:fldCharType="end"/>
-            </w:r>
-          </w:p>
-          <w:p>
-            <w:pPr>
-              <w:spacing w:before="200"/>
-            </w:pPr>
-            <w:r>
-              <w:t>It is possible that clicking the link directly within the email is prevented by your network’s policies. Pasting the above address into your browser’s window might work better.</w:t>
-            </w:r>
-          </w:p>
-          <w:p>
-            <w:pPr>
-              <w:spacing w:before="200"/>
-            </w:pPr>
-            <w:r>
-              <w:t xml:space="preserve">The customer service staff at </w:t>
-            </w:r>
-            <w:r>
-              <w:fldChar w:fldCharType="begin"/>
-            </w:r>
-            <w:r>
-              <w:instrText xml:space="preserve"> MERGEFIELD  TenantName  \* MERGEFORMAT </w:instrText>
-            </w:r>
-            <w:r>
-              <w:fldChar w:fldCharType="separate"/>
-            </w:r>
-            <w:r>
-              <w:rPr>
-                <w:noProof/>
-              </w:rPr>
-              <w:t>«TenantName»</w:t>
-            </w:r>
-            <w:r>
-              <w:rPr>
-                <w:noProof/>
-              </w:rPr>
-              <w:fldChar w:fldCharType="end"/>
-            </w:r>
-            <w:r>
-              <w:t xml:space="preserve"> is confident you’ll find both our Webinars and our site’s ability to deliver that content meets the highest standards in the industry. And in the off chance it doesn’t, please visit our online chat where you’ll find a professional representative waiting to make sure your satisfaction is restored. </w:t>
-            </w:r>
-            <w:r>
-              <w:fldChar w:fldCharType="begin"/>
-            </w:r>
-            <w:r>
-              <w:instrText xml:space="preserve"> MERGEFIELD  TechSupportLink  \* MERGEFORMAT </w:instrText>
-            </w:r>
-            <w:r>
-              <w:fldChar w:fldCharType="separate"/>
-            </w:r>
-            <w:r>
-              <w:rPr>
-                <w:noProof/>
-              </w:rPr>
-              <w:t>«TechSupportLink»</w:t>
-            </w:r>
-            <w:r>
-              <w:rPr>
-                <w:noProof/>
-              </w:rPr>
-              <w:fldChar w:fldCharType="end"/>
-            </w:r>
-            <w:r>
-              <w:t>.</w:t>
-            </w:r>
-          </w:p>
-          <w:p/>
         </w:tc>
         <w:tc>
           <w:tcPr>
@@ -803,6 +590,270 @@
             <w:gridSpan w:val="2"/>
             <w:shd w:val="clear" w:color="auto" w:fill="000000" w:themeFill="text1"/>
           </w:tcPr>
+          <w:tbl>
+            <w:tblPr>
+              <w:tblStyle w:val="TableGrid"/>
+              <w:tblW w:w="0" w:type="auto"/>
+              <w:tblBorders>
+                <w:top w:val="none" w:sz="0" w:space="0" w:color="auto"/>
+                <w:left w:val="none" w:sz="0" w:space="0" w:color="auto"/>
+                <w:bottom w:val="none" w:sz="0" w:space="0" w:color="auto"/>
+                <w:right w:val="none" w:sz="0" w:space="0" w:color="auto"/>
+                <w:insideH w:val="none" w:sz="0" w:space="0" w:color="auto"/>
+                <w:insideV w:val="none" w:sz="0" w:space="0" w:color="auto"/>
+              </w:tblBorders>
+              <w:tblLook w:val="04A0" w:firstRow="1" w:lastRow="0" w:firstColumn="1" w:lastColumn="0" w:noHBand="0" w:noVBand="1"/>
+            </w:tblPr>
+            <w:tblGrid>
+              <w:gridCol w:w="8625"/>
+            </w:tblGrid>
+            <w:tr>
+              <w:tc>
+                <w:tcPr>
+                  <w:tcW w:w="8821" w:type="dxa"/>
+                  <w:shd w:val="clear" w:color="auto" w:fill="000000" w:themeFill="text1"/>
+                </w:tcPr>
+                <w:p>
+                  <w:pPr>
+                    <w:rPr>
+                      <w:rFonts w:eastAsia="Times New Roman" w:cs="Times New Roman"/>
+                    </w:rPr>
+                  </w:pPr>
+                </w:p>
+                <w:tbl>
+                  <w:tblPr>
+                    <w:tblStyle w:val="TableGrid"/>
+                    <w:tblW w:w="0" w:type="auto"/>
+                    <w:tblLook w:val="04A0" w:firstRow="1" w:lastRow="0" w:firstColumn="1" w:lastColumn="0" w:noHBand="0" w:noVBand="1"/>
+                  </w:tblPr>
+                  <w:tblGrid>
+                    <w:gridCol w:w="4194"/>
+                    <w:gridCol w:w="4205"/>
+                  </w:tblGrid>
+                  <w:tr>
+                    <w:tc>
+                      <w:tcPr>
+                        <w:tcW w:w="4297" w:type="dxa"/>
+                        <w:tcBorders>
+                          <w:top w:val="single" w:sz="4" w:space="0" w:color="auto"/>
+                          <w:left w:val="single" w:sz="4" w:space="0" w:color="auto"/>
+                          <w:bottom w:val="single" w:sz="4" w:space="0" w:color="auto"/>
+                          <w:right w:val="single" w:sz="4" w:space="0" w:color="auto"/>
+                        </w:tcBorders>
+                      </w:tcPr>
+                      <w:bookmarkStart w:id="1" w:name="OLE_LINK1"/>
+                      <w:bookmarkStart w:id="2" w:name="OLE_LINK2"/>
+                      <w:p>
+                        <w:pPr>
+                          <w:jc w:val="center"/>
+                          <w:rPr>
+                            <w:rFonts w:eastAsia="Times New Roman" w:cs="Times New Roman"/>
+                            <w:sz w:val="18"/>
+                            <w:szCs w:val="18"/>
+                          </w:rPr>
+                        </w:pPr>
+                        <w:r>
+                          <w:rPr>
+                            <w:rFonts w:eastAsia="Times New Roman" w:cs="Times New Roman"/>
+                            <w:sz w:val="18"/>
+                            <w:szCs w:val="18"/>
+                          </w:rPr>
+                          <w:fldChar w:fldCharType="begin"/>
+                        </w:r>
+                        <w:r>
+                          <w:rPr>
+                            <w:rFonts w:eastAsia="Times New Roman" w:cs="Times New Roman"/>
+                            <w:sz w:val="18"/>
+                            <w:szCs w:val="18"/>
+                          </w:rPr>
+                          <w:instrText xml:space="preserve"> MERGEFIELD  AffFooter  \* MERGEFORMAT </w:instrText>
+                        </w:r>
+                        <w:r>
+                          <w:rPr>
+                            <w:rFonts w:eastAsia="Times New Roman" w:cs="Times New Roman"/>
+                            <w:sz w:val="18"/>
+                            <w:szCs w:val="18"/>
+                          </w:rPr>
+                          <w:fldChar w:fldCharType="separate"/>
+                        </w:r>
+                        <w:r>
+                          <w:rPr>
+                            <w:rFonts w:eastAsia="Times New Roman" w:cs="Times New Roman"/>
+                            <w:noProof/>
+                            <w:sz w:val="18"/>
+                            <w:szCs w:val="18"/>
+                          </w:rPr>
+                          <w:t>«AffFooter»</w:t>
+                        </w:r>
+                        <w:r>
+                          <w:rPr>
+                            <w:rFonts w:eastAsia="Times New Roman" w:cs="Times New Roman"/>
+                            <w:sz w:val="18"/>
+                            <w:szCs w:val="18"/>
+                          </w:rPr>
+                          <w:fldChar w:fldCharType="end"/>
+                        </w:r>
+                        <w:bookmarkEnd w:id="1"/>
+                        <w:bookmarkEnd w:id="2"/>
+                      </w:p>
+                    </w:tc>
+                    <w:tc>
+                      <w:tcPr>
+                        <w:tcW w:w="4298" w:type="dxa"/>
+                        <w:tcBorders>
+                          <w:top w:val="single" w:sz="4" w:space="0" w:color="auto"/>
+                          <w:left w:val="single" w:sz="4" w:space="0" w:color="auto"/>
+                          <w:bottom w:val="single" w:sz="4" w:space="0" w:color="auto"/>
+                          <w:right w:val="single" w:sz="4" w:space="0" w:color="auto"/>
+                        </w:tcBorders>
+                      </w:tcPr>
+                      <w:p>
+                        <w:pPr>
+                          <w:jc w:val="center"/>
+                          <w:rPr>
+                            <w:rFonts w:eastAsia="Times New Roman" w:cs="Times New Roman"/>
+                            <w:sz w:val="18"/>
+                            <w:szCs w:val="18"/>
+                          </w:rPr>
+                        </w:pPr>
+                        <w:r>
+                          <w:rPr>
+                            <w:rFonts w:eastAsia="Times New Roman" w:cs="Times New Roman"/>
+                            <w:sz w:val="18"/>
+                            <w:szCs w:val="18"/>
+                          </w:rPr>
+                          <w:fldChar w:fldCharType="begin"/>
+                        </w:r>
+                        <w:r>
+                          <w:rPr>
+                            <w:rFonts w:eastAsia="Times New Roman" w:cs="Times New Roman"/>
+                            <w:sz w:val="18"/>
+                            <w:szCs w:val="18"/>
+                          </w:rPr>
+                          <w:instrText xml:space="preserve"> MERGEFIELD  SupportEmail  \* MERGEFORMAT </w:instrText>
+                        </w:r>
+                        <w:r>
+                          <w:rPr>
+                            <w:rFonts w:eastAsia="Times New Roman" w:cs="Times New Roman"/>
+                            <w:sz w:val="18"/>
+                            <w:szCs w:val="18"/>
+                          </w:rPr>
+                          <w:fldChar w:fldCharType="separate"/>
+                        </w:r>
+                        <w:r>
+                          <w:rPr>
+                            <w:rFonts w:eastAsia="Times New Roman" w:cs="Times New Roman"/>
+                            <w:noProof/>
+                            <w:sz w:val="18"/>
+                            <w:szCs w:val="18"/>
+                          </w:rPr>
+                          <w:t>«SupportEmail»</w:t>
+                        </w:r>
+                        <w:r>
+                          <w:rPr>
+                            <w:rFonts w:eastAsia="Times New Roman" w:cs="Times New Roman"/>
+                            <w:sz w:val="18"/>
+                            <w:szCs w:val="18"/>
+                          </w:rPr>
+                          <w:fldChar w:fldCharType="end"/>
+                        </w:r>
+                      </w:p>
+                      <w:p>
+                        <w:pPr>
+                          <w:jc w:val="center"/>
+                          <w:rPr>
+                            <w:rFonts w:eastAsia="Times New Roman" w:cs="Times New Roman"/>
+                            <w:sz w:val="18"/>
+                            <w:szCs w:val="18"/>
+                          </w:rPr>
+                        </w:pPr>
+                        <w:r>
+                          <w:rPr>
+                            <w:rFonts w:eastAsia="Times New Roman" w:cs="Times New Roman"/>
+                            <w:sz w:val="18"/>
+                            <w:szCs w:val="18"/>
+                          </w:rPr>
+                          <w:t xml:space="preserve">800-831-0678 </w:t>
+                        </w:r>
+                      </w:p>
+                    </w:tc>
+                  </w:tr>
+                  <w:tr>
+                    <w:tc>
+                      <w:tcPr>
+                        <w:tcW w:w="8595" w:type="dxa"/>
+                        <w:gridSpan w:val="2"/>
+                        <w:tcBorders>
+                          <w:top w:val="single" w:sz="4" w:space="0" w:color="auto"/>
+                          <w:left w:val="single" w:sz="4" w:space="0" w:color="auto"/>
+                          <w:bottom w:val="single" w:sz="4" w:space="0" w:color="auto"/>
+                          <w:right w:val="single" w:sz="4" w:space="0" w:color="auto"/>
+                        </w:tcBorders>
+                      </w:tcPr>
+                      <w:p>
+                        <w:pPr>
+                          <w:jc w:val="center"/>
+                          <w:rPr>
+                            <w:rFonts w:eastAsia="Times New Roman" w:cs="Times New Roman"/>
+                            <w:sz w:val="18"/>
+                            <w:szCs w:val="18"/>
+                          </w:rPr>
+                        </w:pPr>
+                        <w:r>
+                          <w:rPr>
+                            <w:rFonts w:eastAsia="Times New Roman" w:cs="Times New Roman"/>
+                            <w:sz w:val="18"/>
+                            <w:szCs w:val="18"/>
+                          </w:rPr>
+                          <w:fldChar w:fldCharType="begin"/>
+                        </w:r>
+                        <w:r>
+                          <w:rPr>
+                            <w:rFonts w:eastAsia="Times New Roman" w:cs="Times New Roman"/>
+                            <w:sz w:val="18"/>
+                            <w:szCs w:val="18"/>
+                          </w:rPr>
+                          <w:instrText xml:space="preserve"> MERGEFIELD  ServiceNote  \* MERGEFORMAT </w:instrText>
+                        </w:r>
+                        <w:r>
+                          <w:rPr>
+                            <w:rFonts w:eastAsia="Times New Roman" w:cs="Times New Roman"/>
+                            <w:sz w:val="18"/>
+                            <w:szCs w:val="18"/>
+                          </w:rPr>
+                          <w:fldChar w:fldCharType="separate"/>
+                        </w:r>
+                        <w:r>
+                          <w:rPr>
+                            <w:rFonts w:eastAsia="Times New Roman" w:cs="Times New Roman"/>
+                            <w:noProof/>
+                            <w:sz w:val="18"/>
+                            <w:szCs w:val="18"/>
+                          </w:rPr>
+                          <w:t>«ServiceNote»</w:t>
+                        </w:r>
+                        <w:r>
+                          <w:rPr>
+                            <w:rFonts w:eastAsia="Times New Roman" w:cs="Times New Roman"/>
+                            <w:sz w:val="18"/>
+                            <w:szCs w:val="18"/>
+                          </w:rPr>
+                          <w:fldChar w:fldCharType="end"/>
+                        </w:r>
+                      </w:p>
+                    </w:tc>
+                  </w:tr>
+                </w:tbl>
+                <w:p>
+                  <w:pPr>
+                    <w:rPr>
+                      <w:rFonts w:eastAsia="Times New Roman" w:cs="Times New Roman"/>
+                    </w:rPr>
+                  </w:pPr>
+                </w:p>
+              </w:tc>
+            </w:tr>
+          </w:tbl>
           <w:p/>
         </w:tc>
         <w:tc>
@@ -1601,7 +1652,7 @@
 </file>
 
 <file path=customXml/itemProps1.xml><?xml version="1.0" encoding="utf-8"?>
-<ds:datastoreItem xmlns:ds="http://schemas.openxmlformats.org/officeDocument/2006/customXml" ds:itemID="{A2E5A995-0DB4-46BB-AC47-E46E07494439}">
+<ds:datastoreItem xmlns:ds="http://schemas.openxmlformats.org/officeDocument/2006/customXml" ds:itemID="{8F7CB6A4-F367-48CF-B5B8-7F7186B04734}">
   <ds:schemaRefs>
     <ds:schemaRef ds:uri="http://schemas.openxmlformats.org/officeDocument/2006/bibliography"/>
   </ds:schemaRefs>

--- a/CUWebinars.Web/App_Data/mergeTemplates/OrderSubmitted_PostEvent.docx
+++ b/CUWebinars.Web/App_Data/mergeTemplates/OrderSubmitted_PostEvent.docx
@@ -1,6 +1,6 @@
 
 <file path=word/document.xml><?xml version="1.0" encoding="utf-8"?>
-<w:document xmlns:wpc="http://schemas.microsoft.com/office/word/2010/wordprocessingCanvas" xmlns:cx="http://schemas.microsoft.com/office/drawing/2014/chartex" xmlns:cx1="http://schemas.microsoft.com/office/drawing/2015/9/8/chartex" xmlns:cx2="http://schemas.microsoft.com/office/drawing/2015/10/21/chartex" xmlns:cx3="http://schemas.microsoft.com/office/drawing/2016/5/9/chartex" xmlns:cx4="http://schemas.microsoft.com/office/drawing/2016/5/10/chartex" xmlns:cx5="http://schemas.microsoft.com/office/drawing/2016/5/11/chartex" xmlns:mc="http://schemas.openxmlformats.org/markup-compatibility/2006" xmlns:o="urn:schemas-microsoft-com:office:office" xmlns:r="http://schemas.openxmlformats.org/officeDocument/2006/relationships" xmlns:m="http://schemas.openxmlformats.org/officeDocument/2006/math" xmlns:v="urn:schemas-microsoft-com:vml" xmlns:wp14="http://schemas.microsoft.com/office/word/2010/wordprocessingDrawing" xmlns:wp="http://schemas.openxmlformats.org/drawingml/2006/wordprocessingDrawing" xmlns:w10="urn:schemas-microsoft-com:office:word" xmlns:w="http://schemas.openxmlformats.org/wordprocessingml/2006/main" xmlns:w14="http://schemas.microsoft.com/office/word/2010/wordml" xmlns:w15="http://schemas.microsoft.com/office/word/2012/wordml" xmlns:w16se="http://schemas.microsoft.com/office/word/2015/wordml/symex" xmlns:wpg="http://schemas.microsoft.com/office/word/2010/wordprocessingGroup" xmlns:wpi="http://schemas.microsoft.com/office/word/2010/wordprocessingInk" xmlns:wne="http://schemas.microsoft.com/office/word/2006/wordml" xmlns:wps="http://schemas.microsoft.com/office/word/2010/wordprocessingShape" mc:Ignorable="w14 w15 w16se wp14">
+<w:document xmlns:wpc="http://schemas.microsoft.com/office/word/2010/wordprocessingCanvas" xmlns:cx="http://schemas.microsoft.com/office/drawing/2014/chartex" xmlns:cx1="http://schemas.microsoft.com/office/drawing/2015/9/8/chartex" xmlns:cx2="http://schemas.microsoft.com/office/drawing/2015/10/21/chartex" xmlns:cx3="http://schemas.microsoft.com/office/drawing/2016/5/9/chartex" xmlns:cx4="http://schemas.microsoft.com/office/drawing/2016/5/10/chartex" xmlns:cx5="http://schemas.microsoft.com/office/drawing/2016/5/11/chartex" xmlns:cx6="http://schemas.microsoft.com/office/drawing/2016/5/12/chartex" xmlns:cx7="http://schemas.microsoft.com/office/drawing/2016/5/13/chartex" xmlns:cx8="http://schemas.microsoft.com/office/drawing/2016/5/14/chartex" xmlns:mc="http://schemas.openxmlformats.org/markup-compatibility/2006" xmlns:aink="http://schemas.microsoft.com/office/drawing/2016/ink" xmlns:o="urn:schemas-microsoft-com:office:office" xmlns:r="http://schemas.openxmlformats.org/officeDocument/2006/relationships" xmlns:m="http://schemas.openxmlformats.org/officeDocument/2006/math" xmlns:v="urn:schemas-microsoft-com:vml" xmlns:wp14="http://schemas.microsoft.com/office/word/2010/wordprocessingDrawing" xmlns:wp="http://schemas.openxmlformats.org/drawingml/2006/wordprocessingDrawing" xmlns:w10="urn:schemas-microsoft-com:office:word" xmlns:w="http://schemas.openxmlformats.org/wordprocessingml/2006/main" xmlns:w14="http://schemas.microsoft.com/office/word/2010/wordml" xmlns:w15="http://schemas.microsoft.com/office/word/2012/wordml" xmlns:w16se="http://schemas.microsoft.com/office/word/2015/wordml/symex" xmlns:wpg="http://schemas.microsoft.com/office/word/2010/wordprocessingGroup" xmlns:wpi="http://schemas.microsoft.com/office/word/2010/wordprocessingInk" xmlns:wne="http://schemas.microsoft.com/office/word/2006/wordml" xmlns:wps="http://schemas.microsoft.com/office/word/2010/wordprocessingShape" mc:Ignorable="w14 w15 w16se wp14">
   <w:body>
     <w:tbl>
       <w:tblPr>
@@ -17,10 +17,10 @@
         <w:tblLook w:val="04A0" w:firstRow="1" w:lastRow="0" w:firstColumn="1" w:lastColumn="0" w:noHBand="0" w:noVBand="1"/>
       </w:tblPr>
       <w:tblGrid>
-        <w:gridCol w:w="260"/>
-        <w:gridCol w:w="6006"/>
+        <w:gridCol w:w="265"/>
+        <w:gridCol w:w="6305"/>
         <w:gridCol w:w="2835"/>
-        <w:gridCol w:w="259"/>
+        <w:gridCol w:w="265"/>
       </w:tblGrid>
       <w:tr>
         <w:tc>
@@ -470,14 +470,27 @@
             <w:r>
               <w:t xml:space="preserve">Dear </w:t>
             </w:r>
-            <w:fldSimple w:instr=" MERGEFIELD  FirstName  \* MERGEFORMAT ">
-              <w:r>
-                <w:rPr>
-                  <w:noProof/>
-                </w:rPr>
-                <w:t>«FirstName»</w:t>
-              </w:r>
-            </w:fldSimple>
+            <w:r>
+              <w:fldChar w:fldCharType="begin"/>
+            </w:r>
+            <w:r>
+              <w:instrText xml:space="preserve"> MERGEFIELD  FirstName  \* MERGEFORMAT </w:instrText>
+            </w:r>
+            <w:r>
+              <w:fldChar w:fldCharType="separate"/>
+            </w:r>
+            <w:r>
+              <w:rPr>
+                <w:noProof/>
+              </w:rPr>
+              <w:t>«FirstName»</w:t>
+            </w:r>
+            <w:r>
+              <w:rPr>
+                <w:noProof/>
+              </w:rPr>
+              <w:fldChar w:fldCharType="end"/>
+            </w:r>
             <w:r>
               <w:t>,</w:t>
             </w:r>
@@ -545,24 +558,196 @@
             <w:r>
               <w:t xml:space="preserve"> </w:t>
             </w:r>
-            <w:fldSimple w:instr=" MERGEFIELD  RegDesc  \* MERGEFORMAT ">
-              <w:r>
-                <w:rPr>
-                  <w:noProof/>
-                </w:rPr>
-                <w:t>«RegDesc»</w:t>
-              </w:r>
-            </w:fldSimple>
+            <w:r>
+              <w:fldChar w:fldCharType="begin"/>
+            </w:r>
+            <w:r>
+              <w:instrText xml:space="preserve"> MERGEFIELD  RegDesc  \* MERGEFORMAT </w:instrText>
+            </w:r>
+            <w:r>
+              <w:fldChar w:fldCharType="separate"/>
+            </w:r>
+            <w:r>
+              <w:rPr>
+                <w:noProof/>
+              </w:rPr>
+              <w:t>«RegDesc»</w:t>
+            </w:r>
+            <w:r>
+              <w:rPr>
+                <w:noProof/>
+              </w:rPr>
+              <w:fldChar w:fldCharType="end"/>
+            </w:r>
             <w:r>
               <w:t xml:space="preserve"> </w:t>
+            </w:r>
+          </w:p>
+          <w:p>
+            <w:pPr>
+              <w:spacing w:before="200"/>
+              <w:rPr>
+                <w:noProof/>
+              </w:rPr>
+            </w:pPr>
+            <w:r>
+              <w:t xml:space="preserve">How </w:t>
+            </w:r>
+            <w:proofErr w:type="gramStart"/>
+            <w:r>
+              <w:t>To</w:t>
+            </w:r>
+            <w:proofErr w:type="gramEnd"/>
+            <w:r>
+              <w:t xml:space="preserve"> Access Your Recording:</w:t>
+            </w:r>
+            <w:r>
+              <w:br/>
+            </w:r>
+            <w:r>
+              <w:rPr>
+                <w:b/>
+                <w:i/>
+              </w:rPr>
+              <w:t>If you are the original registrant</w:t>
+            </w:r>
+            <w:r>
+              <w:t xml:space="preserve"> ( </w:t>
+            </w:r>
+            <w:r>
+              <w:fldChar w:fldCharType="begin"/>
+            </w:r>
+            <w:r>
+              <w:instrText xml:space="preserve"> MERGEFIELD  BillingEmail  \* MERGEFORMAT </w:instrText>
+            </w:r>
+            <w:r>
+              <w:fldChar w:fldCharType="separate"/>
+            </w:r>
+            <w:r>
+              <w:rPr>
+                <w:noProof/>
+              </w:rPr>
+              <w:t>«BillingEmail»</w:t>
+            </w:r>
+            <w:r>
+              <w:rPr>
+                <w:noProof/>
+              </w:rPr>
+              <w:fldChar w:fldCharType="end"/>
+            </w:r>
+            <w:r>
+              <w:rPr>
+                <w:noProof/>
+              </w:rPr>
+              <w:t xml:space="preserve"> ) </w:t>
+            </w:r>
+            <w:bookmarkStart w:id="0" w:name="_GoBack"/>
+            <w:bookmarkEnd w:id="0"/>
+            <w:r>
+              <w:t xml:space="preserve">you can log into your account to access the full details of your order. </w:t>
+            </w:r>
+            <w:r>
+              <w:fldChar w:fldCharType="begin"/>
+            </w:r>
+            <w:r>
+              <w:instrText xml:space="preserve"> MERGEFIELD  LinkToMyWebinars  \* MERGEFORMAT </w:instrText>
+            </w:r>
+            <w:r>
+              <w:fldChar w:fldCharType="separate"/>
+            </w:r>
+            <w:r>
+              <w:rPr>
+                <w:noProof/>
+              </w:rPr>
+              <w:t>«LinkToMyWebinars»</w:t>
+            </w:r>
+            <w:r>
+              <w:rPr>
+                <w:noProof/>
+              </w:rPr>
+              <w:fldChar w:fldCharType="end"/>
             </w:r>
           </w:p>
           <w:p>
             <w:pPr>
               <w:spacing w:before="200"/>
             </w:pPr>
-            <w:bookmarkStart w:id="0" w:name="_GoBack"/>
-            <w:bookmarkEnd w:id="0"/>
+            <w:r>
+              <w:rPr>
+                <w:b/>
+                <w:i/>
+              </w:rPr>
+              <w:t>If you</w:t>
+            </w:r>
+            <w:r>
+              <w:rPr>
+                <w:b/>
+                <w:i/>
+              </w:rPr>
+              <w:t xml:space="preserve"> are not the original registrant</w:t>
+            </w:r>
+            <w:r>
+              <w:t xml:space="preserve"> - you can access the content by visiting the link below. No password required but you will be prompted for name and email. </w:t>
+            </w:r>
+            <w:r>
+              <w:fldChar w:fldCharType="begin"/>
+            </w:r>
+            <w:r>
+              <w:instrText xml:space="preserve"> MERGEFIELD  OndemandLink  \* MERGEFORMAT </w:instrText>
+            </w:r>
+            <w:r>
+              <w:fldChar w:fldCharType="separate"/>
+            </w:r>
+            <w:r>
+              <w:rPr>
+                <w:noProof/>
+              </w:rPr>
+              <w:t>«OndemandLink»</w:t>
+            </w:r>
+            <w:r>
+              <w:rPr>
+                <w:noProof/>
+              </w:rPr>
+              <w:fldChar w:fldCharType="end"/>
+            </w:r>
+            <w:r>
+              <w:t>.</w:t>
+            </w:r>
+          </w:p>
+          <w:p>
+            <w:pPr>
+              <w:spacing w:before="200"/>
+              <w:rPr>
+                <w:noProof/>
+              </w:rPr>
+            </w:pPr>
+            <w:r>
+              <w:fldChar w:fldCharType="begin"/>
+            </w:r>
+            <w:r>
+              <w:instrText xml:space="preserve"> MERGEFIELD  PaymentCaption  \* MERGEFORMAT </w:instrText>
+            </w:r>
+            <w:r>
+              <w:fldChar w:fldCharType="separate"/>
+            </w:r>
+            <w:r>
+              <w:rPr>
+                <w:noProof/>
+              </w:rPr>
+              <w:t>«PaymentCaption»</w:t>
+            </w:r>
+            <w:r>
+              <w:rPr>
+                <w:noProof/>
+              </w:rPr>
+              <w:fldChar w:fldCharType="end"/>
+            </w:r>
+          </w:p>
+          <w:p/>
+          <w:p>
+            <w:pPr>
+              <w:spacing w:before="200"/>
+            </w:pPr>
           </w:p>
         </w:tc>
         <w:tc>
@@ -1652,7 +1837,7 @@
 </file>
 
 <file path=customXml/itemProps1.xml><?xml version="1.0" encoding="utf-8"?>
-<ds:datastoreItem xmlns:ds="http://schemas.openxmlformats.org/officeDocument/2006/customXml" ds:itemID="{8F7CB6A4-F367-48CF-B5B8-7F7186B04734}">
+<ds:datastoreItem xmlns:ds="http://schemas.openxmlformats.org/officeDocument/2006/customXml" ds:itemID="{F43E2A0E-2A82-42ED-BC0F-409B9BC1C6F5}">
   <ds:schemaRefs>
     <ds:schemaRef ds:uri="http://schemas.openxmlformats.org/officeDocument/2006/bibliography"/>
   </ds:schemaRefs>

--- a/CUWebinars.Web/App_Data/mergeTemplates/OrderSubmitted_PostEvent.docx
+++ b/CUWebinars.Web/App_Data/mergeTemplates/OrderSubmitted_PostEvent.docx
@@ -1,6 +1,6 @@
 
 <file path=word/document.xml><?xml version="1.0" encoding="utf-8"?>
-<w:document xmlns:wpc="http://schemas.microsoft.com/office/word/2010/wordprocessingCanvas" xmlns:cx="http://schemas.microsoft.com/office/drawing/2014/chartex" xmlns:cx1="http://schemas.microsoft.com/office/drawing/2015/9/8/chartex" xmlns:cx2="http://schemas.microsoft.com/office/drawing/2015/10/21/chartex" xmlns:cx3="http://schemas.microsoft.com/office/drawing/2016/5/9/chartex" xmlns:cx4="http://schemas.microsoft.com/office/drawing/2016/5/10/chartex" xmlns:cx5="http://schemas.microsoft.com/office/drawing/2016/5/11/chartex" xmlns:cx6="http://schemas.microsoft.com/office/drawing/2016/5/12/chartex" xmlns:cx7="http://schemas.microsoft.com/office/drawing/2016/5/13/chartex" xmlns:cx8="http://schemas.microsoft.com/office/drawing/2016/5/14/chartex" xmlns:mc="http://schemas.openxmlformats.org/markup-compatibility/2006" xmlns:aink="http://schemas.microsoft.com/office/drawing/2016/ink" xmlns:o="urn:schemas-microsoft-com:office:office" xmlns:r="http://schemas.openxmlformats.org/officeDocument/2006/relationships" xmlns:m="http://schemas.openxmlformats.org/officeDocument/2006/math" xmlns:v="urn:schemas-microsoft-com:vml" xmlns:wp14="http://schemas.microsoft.com/office/word/2010/wordprocessingDrawing" xmlns:wp="http://schemas.openxmlformats.org/drawingml/2006/wordprocessingDrawing" xmlns:w10="urn:schemas-microsoft-com:office:word" xmlns:w="http://schemas.openxmlformats.org/wordprocessingml/2006/main" xmlns:w14="http://schemas.microsoft.com/office/word/2010/wordml" xmlns:w15="http://schemas.microsoft.com/office/word/2012/wordml" xmlns:w16se="http://schemas.microsoft.com/office/word/2015/wordml/symex" xmlns:wpg="http://schemas.microsoft.com/office/word/2010/wordprocessingGroup" xmlns:wpi="http://schemas.microsoft.com/office/word/2010/wordprocessingInk" xmlns:wne="http://schemas.microsoft.com/office/word/2006/wordml" xmlns:wps="http://schemas.microsoft.com/office/word/2010/wordprocessingShape" mc:Ignorable="w14 w15 w16se wp14">
+<w:document xmlns:wpc="http://schemas.microsoft.com/office/word/2010/wordprocessingCanvas" xmlns:cx="http://schemas.microsoft.com/office/drawing/2014/chartex" xmlns:cx1="http://schemas.microsoft.com/office/drawing/2015/9/8/chartex" xmlns:cx2="http://schemas.microsoft.com/office/drawing/2015/10/21/chartex" xmlns:cx3="http://schemas.microsoft.com/office/drawing/2016/5/9/chartex" xmlns:cx4="http://schemas.microsoft.com/office/drawing/2016/5/10/chartex" xmlns:cx5="http://schemas.microsoft.com/office/drawing/2016/5/11/chartex" xmlns:cx6="http://schemas.microsoft.com/office/drawing/2016/5/12/chartex" xmlns:cx7="http://schemas.microsoft.com/office/drawing/2016/5/13/chartex" xmlns:cx8="http://schemas.microsoft.com/office/drawing/2016/5/14/chartex" xmlns:mc="http://schemas.openxmlformats.org/markup-compatibility/2006" xmlns:aink="http://schemas.microsoft.com/office/drawing/2016/ink" xmlns:am3d="http://schemas.microsoft.com/office/drawing/2017/model3d" xmlns:o="urn:schemas-microsoft-com:office:office" xmlns:r="http://schemas.openxmlformats.org/officeDocument/2006/relationships" xmlns:m="http://schemas.openxmlformats.org/officeDocument/2006/math" xmlns:v="urn:schemas-microsoft-com:vml" xmlns:wp14="http://schemas.microsoft.com/office/word/2010/wordprocessingDrawing" xmlns:wp="http://schemas.openxmlformats.org/drawingml/2006/wordprocessingDrawing" xmlns:w10="urn:schemas-microsoft-com:office:word" xmlns:w="http://schemas.openxmlformats.org/wordprocessingml/2006/main" xmlns:w14="http://schemas.microsoft.com/office/word/2010/wordml" xmlns:w15="http://schemas.microsoft.com/office/word/2012/wordml" xmlns:w16cid="http://schemas.microsoft.com/office/word/2016/wordml/cid" xmlns:w16se="http://schemas.microsoft.com/office/word/2015/wordml/symex" xmlns:wpg="http://schemas.microsoft.com/office/word/2010/wordprocessingGroup" xmlns:wpi="http://schemas.microsoft.com/office/word/2010/wordprocessingInk" xmlns:wne="http://schemas.microsoft.com/office/word/2006/wordml" xmlns:wps="http://schemas.microsoft.com/office/word/2010/wordprocessingShape" mc:Ignorable="w14 w15 w16se w16cid wp14">
   <w:body>
     <w:tbl>
       <w:tblPr>
@@ -166,7 +166,7 @@
             <w:tr>
               <w:tc>
                 <w:tcPr>
-                  <w:tcW w:w="1373" w:type="dxa"/>
+                  <w:tcW w:w="1115" w:type="dxa"/>
                 </w:tcPr>
                 <w:p>
                   <w:pPr>
@@ -191,7 +191,7 @@
               </w:tc>
               <w:tc>
                 <w:tcPr>
-                  <w:tcW w:w="1557" w:type="dxa"/>
+                  <w:tcW w:w="1504" w:type="dxa"/>
                 </w:tcPr>
                 <w:p>
                   <w:pPr>
@@ -244,14 +244,13 @@
             <w:tr>
               <w:tc>
                 <w:tcPr>
-                  <w:tcW w:w="1373" w:type="dxa"/>
+                  <w:tcW w:w="1115" w:type="dxa"/>
                 </w:tcPr>
                 <w:p>
                   <w:pPr>
                     <w:pStyle w:val="NoSpacing"/>
                     <w:jc w:val="right"/>
                     <w:rPr>
-                      <w:noProof/>
                       <w:color w:val="7F7F7F" w:themeColor="text1" w:themeTint="80"/>
                       <w:sz w:val="18"/>
                       <w:szCs w:val="18"/>
@@ -263,51 +262,50 @@
                       <w:sz w:val="18"/>
                       <w:szCs w:val="18"/>
                     </w:rPr>
-                    <w:t>Attendance:</w:t>
+                    <w:t>Total:</w:t>
                   </w:r>
                 </w:p>
               </w:tc>
               <w:tc>
                 <w:tcPr>
-                  <w:tcW w:w="1557" w:type="dxa"/>
+                  <w:tcW w:w="1504" w:type="dxa"/>
                 </w:tcPr>
                 <w:p>
                   <w:pPr>
                     <w:pStyle w:val="NoSpacing"/>
                     <w:rPr>
+                      <w:sz w:val="18"/>
+                      <w:szCs w:val="18"/>
+                    </w:rPr>
+                  </w:pPr>
+                  <w:r>
+                    <w:rPr>
+                      <w:sz w:val="18"/>
+                      <w:szCs w:val="18"/>
+                    </w:rPr>
+                    <w:fldChar w:fldCharType="begin"/>
+                  </w:r>
+                  <w:r>
+                    <w:rPr>
+                      <w:sz w:val="18"/>
+                      <w:szCs w:val="18"/>
+                    </w:rPr>
+                    <w:instrText xml:space="preserve"> MERGEFIELD  Total  \* MERGEFORMAT </w:instrText>
+                  </w:r>
+                  <w:r>
+                    <w:rPr>
+                      <w:sz w:val="18"/>
+                      <w:szCs w:val="18"/>
+                    </w:rPr>
+                    <w:fldChar w:fldCharType="separate"/>
+                  </w:r>
+                  <w:r>
+                    <w:rPr>
                       <w:noProof/>
                       <w:sz w:val="18"/>
                       <w:szCs w:val="18"/>
                     </w:rPr>
-                  </w:pPr>
-                  <w:r>
-                    <w:rPr>
-                      <w:sz w:val="18"/>
-                      <w:szCs w:val="18"/>
-                    </w:rPr>
-                    <w:fldChar w:fldCharType="begin"/>
-                  </w:r>
-                  <w:r>
-                    <w:rPr>
-                      <w:sz w:val="18"/>
-                      <w:szCs w:val="18"/>
-                    </w:rPr>
-                    <w:instrText xml:space="preserve"> MERGEFIELD  AttendType  \* MERGEFORMAT </w:instrText>
-                  </w:r>
-                  <w:r>
-                    <w:rPr>
-                      <w:sz w:val="18"/>
-                      <w:szCs w:val="18"/>
-                    </w:rPr>
-                    <w:fldChar w:fldCharType="separate"/>
-                  </w:r>
-                  <w:r>
-                    <w:rPr>
-                      <w:noProof/>
-                      <w:sz w:val="18"/>
-                      <w:szCs w:val="18"/>
-                    </w:rPr>
-                    <w:t>«AttendType»</w:t>
+                    <w:t>«Total»</w:t>
                   </w:r>
                   <w:r>
                     <w:rPr>
@@ -322,7 +320,7 @@
             <w:tr>
               <w:tc>
                 <w:tcPr>
-                  <w:tcW w:w="1373" w:type="dxa"/>
+                  <w:tcW w:w="1115" w:type="dxa"/>
                 </w:tcPr>
                 <w:p>
                   <w:pPr>
@@ -335,19 +333,99 @@
                       <w:szCs w:val="18"/>
                     </w:rPr>
                   </w:pPr>
+                  <w:bookmarkStart w:id="0" w:name="_GoBack"/>
+                  <w:bookmarkEnd w:id="0"/>
                   <w:r>
                     <w:rPr>
                       <w:color w:val="7F7F7F" w:themeColor="text1" w:themeTint="80"/>
                       <w:sz w:val="18"/>
                       <w:szCs w:val="18"/>
                     </w:rPr>
-                    <w:t>Status:</w:t>
+                    <w:t>Attendance:</w:t>
                   </w:r>
                 </w:p>
               </w:tc>
               <w:tc>
                 <w:tcPr>
-                  <w:tcW w:w="1557" w:type="dxa"/>
+                  <w:tcW w:w="1504" w:type="dxa"/>
+                </w:tcPr>
+                <w:p>
+                  <w:pPr>
+                    <w:pStyle w:val="NoSpacing"/>
+                    <w:rPr>
+                      <w:noProof/>
+                      <w:sz w:val="18"/>
+                      <w:szCs w:val="18"/>
+                    </w:rPr>
+                  </w:pPr>
+                  <w:r>
+                    <w:rPr>
+                      <w:sz w:val="18"/>
+                      <w:szCs w:val="18"/>
+                    </w:rPr>
+                    <w:fldChar w:fldCharType="begin"/>
+                  </w:r>
+                  <w:r>
+                    <w:rPr>
+                      <w:sz w:val="18"/>
+                      <w:szCs w:val="18"/>
+                    </w:rPr>
+                    <w:instrText xml:space="preserve"> MERGEFIELD  AttendType  \* MERGEFORMAT </w:instrText>
+                  </w:r>
+                  <w:r>
+                    <w:rPr>
+                      <w:sz w:val="18"/>
+                      <w:szCs w:val="18"/>
+                    </w:rPr>
+                    <w:fldChar w:fldCharType="separate"/>
+                  </w:r>
+                  <w:r>
+                    <w:rPr>
+                      <w:noProof/>
+                      <w:sz w:val="18"/>
+                      <w:szCs w:val="18"/>
+                    </w:rPr>
+                    <w:t>«AttendType»</w:t>
+                  </w:r>
+                  <w:r>
+                    <w:rPr>
+                      <w:sz w:val="18"/>
+                      <w:szCs w:val="18"/>
+                    </w:rPr>
+                    <w:fldChar w:fldCharType="end"/>
+                  </w:r>
+                </w:p>
+              </w:tc>
+            </w:tr>
+            <w:tr>
+              <w:tc>
+                <w:tcPr>
+                  <w:tcW w:w="1115" w:type="dxa"/>
+                </w:tcPr>
+                <w:p>
+                  <w:pPr>
+                    <w:pStyle w:val="NoSpacing"/>
+                    <w:jc w:val="right"/>
+                    <w:rPr>
+                      <w:noProof/>
+                      <w:color w:val="7F7F7F" w:themeColor="text1" w:themeTint="80"/>
+                      <w:sz w:val="18"/>
+                      <w:szCs w:val="18"/>
+                    </w:rPr>
+                  </w:pPr>
+                  <w:r>
+                    <w:rPr>
+                      <w:color w:val="7F7F7F" w:themeColor="text1" w:themeTint="80"/>
+                      <w:sz w:val="18"/>
+                      <w:szCs w:val="18"/>
+                    </w:rPr>
+                    <w:t>Status:</w:t>
+                  </w:r>
+                </w:p>
+              </w:tc>
+              <w:tc>
+                <w:tcPr>
+                  <w:tcW w:w="1504" w:type="dxa"/>
                 </w:tcPr>
                 <w:p>
                   <w:pPr>
@@ -470,27 +548,14 @@
             <w:r>
               <w:t xml:space="preserve">Dear </w:t>
             </w:r>
-            <w:r>
-              <w:fldChar w:fldCharType="begin"/>
-            </w:r>
-            <w:r>
-              <w:instrText xml:space="preserve"> MERGEFIELD  FirstName  \* MERGEFORMAT </w:instrText>
-            </w:r>
-            <w:r>
-              <w:fldChar w:fldCharType="separate"/>
-            </w:r>
-            <w:r>
-              <w:rPr>
-                <w:noProof/>
-              </w:rPr>
-              <w:t>«FirstName»</w:t>
-            </w:r>
-            <w:r>
-              <w:rPr>
-                <w:noProof/>
-              </w:rPr>
-              <w:fldChar w:fldCharType="end"/>
-            </w:r>
+            <w:fldSimple w:instr=" MERGEFIELD  FirstName  \* MERGEFORMAT ">
+              <w:r>
+                <w:rPr>
+                  <w:noProof/>
+                </w:rPr>
+                <w:t>«FirstName»</w:t>
+              </w:r>
+            </w:fldSimple>
             <w:r>
               <w:t>,</w:t>
             </w:r>
@@ -558,27 +623,14 @@
             <w:r>
               <w:t xml:space="preserve"> </w:t>
             </w:r>
-            <w:r>
-              <w:fldChar w:fldCharType="begin"/>
-            </w:r>
-            <w:r>
-              <w:instrText xml:space="preserve"> MERGEFIELD  RegDesc  \* MERGEFORMAT </w:instrText>
-            </w:r>
-            <w:r>
-              <w:fldChar w:fldCharType="separate"/>
-            </w:r>
-            <w:r>
-              <w:rPr>
-                <w:noProof/>
-              </w:rPr>
-              <w:t>«RegDesc»</w:t>
-            </w:r>
-            <w:r>
-              <w:rPr>
-                <w:noProof/>
-              </w:rPr>
-              <w:fldChar w:fldCharType="end"/>
-            </w:r>
+            <w:fldSimple w:instr=" MERGEFIELD  RegDesc  \* MERGEFORMAT ">
+              <w:r>
+                <w:rPr>
+                  <w:noProof/>
+                </w:rPr>
+                <w:t>«RegDesc»</w:t>
+              </w:r>
+            </w:fldSimple>
             <w:r>
               <w:t xml:space="preserve"> </w:t>
             </w:r>
@@ -614,59 +666,31 @@
             <w:r>
               <w:t xml:space="preserve"> ( </w:t>
             </w:r>
-            <w:r>
-              <w:fldChar w:fldCharType="begin"/>
-            </w:r>
-            <w:r>
-              <w:instrText xml:space="preserve"> MERGEFIELD  BillingEmail  \* MERGEFORMAT </w:instrText>
-            </w:r>
-            <w:r>
-              <w:fldChar w:fldCharType="separate"/>
-            </w:r>
-            <w:r>
-              <w:rPr>
-                <w:noProof/>
-              </w:rPr>
-              <w:t>«BillingEmail»</w:t>
-            </w:r>
-            <w:r>
-              <w:rPr>
-                <w:noProof/>
-              </w:rPr>
-              <w:fldChar w:fldCharType="end"/>
-            </w:r>
+            <w:fldSimple w:instr=" MERGEFIELD  BillingEmail  \* MERGEFORMAT ">
+              <w:r>
+                <w:rPr>
+                  <w:noProof/>
+                </w:rPr>
+                <w:t>«BillingEmail»</w:t>
+              </w:r>
+            </w:fldSimple>
             <w:r>
               <w:rPr>
                 <w:noProof/>
               </w:rPr>
               <w:t xml:space="preserve"> ) </w:t>
             </w:r>
-            <w:bookmarkStart w:id="0" w:name="_GoBack"/>
-            <w:bookmarkEnd w:id="0"/>
             <w:r>
               <w:t xml:space="preserve">you can log into your account to access the full details of your order. </w:t>
             </w:r>
-            <w:r>
-              <w:fldChar w:fldCharType="begin"/>
-            </w:r>
-            <w:r>
-              <w:instrText xml:space="preserve"> MERGEFIELD  LinkToMyWebinars  \* MERGEFORMAT </w:instrText>
-            </w:r>
-            <w:r>
-              <w:fldChar w:fldCharType="separate"/>
-            </w:r>
-            <w:r>
-              <w:rPr>
-                <w:noProof/>
-              </w:rPr>
-              <w:t>«LinkToMyWebinars»</w:t>
-            </w:r>
-            <w:r>
-              <w:rPr>
-                <w:noProof/>
-              </w:rPr>
-              <w:fldChar w:fldCharType="end"/>
-            </w:r>
+            <w:fldSimple w:instr=" MERGEFIELD  LinkToMyWebinars  \* MERGEFORMAT ">
+              <w:r>
+                <w:rPr>
+                  <w:noProof/>
+                </w:rPr>
+                <w:t>«LinkToMyWebinars»</w:t>
+              </w:r>
+            </w:fldSimple>
           </w:p>
           <w:p>
             <w:pPr>
@@ -689,27 +713,14 @@
             <w:r>
               <w:t xml:space="preserve"> - you can access the content by visiting the link below. No password required but you will be prompted for name and email. </w:t>
             </w:r>
-            <w:r>
-              <w:fldChar w:fldCharType="begin"/>
-            </w:r>
-            <w:r>
-              <w:instrText xml:space="preserve"> MERGEFIELD  OndemandLink  \* MERGEFORMAT </w:instrText>
-            </w:r>
-            <w:r>
-              <w:fldChar w:fldCharType="separate"/>
-            </w:r>
-            <w:r>
-              <w:rPr>
-                <w:noProof/>
-              </w:rPr>
-              <w:t>«OndemandLink»</w:t>
-            </w:r>
-            <w:r>
-              <w:rPr>
-                <w:noProof/>
-              </w:rPr>
-              <w:fldChar w:fldCharType="end"/>
-            </w:r>
+            <w:fldSimple w:instr=" MERGEFIELD  OndemandLink  \* MERGEFORMAT ">
+              <w:r>
+                <w:rPr>
+                  <w:noProof/>
+                </w:rPr>
+                <w:t>«OndemandLink»</w:t>
+              </w:r>
+            </w:fldSimple>
             <w:r>
               <w:t>.</w:t>
             </w:r>
@@ -721,27 +732,14 @@
                 <w:noProof/>
               </w:rPr>
             </w:pPr>
-            <w:r>
-              <w:fldChar w:fldCharType="begin"/>
-            </w:r>
-            <w:r>
-              <w:instrText xml:space="preserve"> MERGEFIELD  PaymentCaption  \* MERGEFORMAT </w:instrText>
-            </w:r>
-            <w:r>
-              <w:fldChar w:fldCharType="separate"/>
-            </w:r>
-            <w:r>
-              <w:rPr>
-                <w:noProof/>
-              </w:rPr>
-              <w:t>«PaymentCaption»</w:t>
-            </w:r>
-            <w:r>
-              <w:rPr>
-                <w:noProof/>
-              </w:rPr>
-              <w:fldChar w:fldCharType="end"/>
-            </w:r>
+            <w:fldSimple w:instr=" MERGEFIELD  PaymentCaption  \* MERGEFORMAT ">
+              <w:r>
+                <w:rPr>
+                  <w:noProof/>
+                </w:rPr>
+                <w:t>«PaymentCaption»</w:t>
+              </w:r>
+            </w:fldSimple>
           </w:p>
           <w:p/>
           <w:p>
@@ -1073,7 +1071,7 @@
 </file>
 
 <file path=word/styles.xml><?xml version="1.0" encoding="utf-8"?>
-<w:styles xmlns:mc="http://schemas.openxmlformats.org/markup-compatibility/2006" xmlns:r="http://schemas.openxmlformats.org/officeDocument/2006/relationships" xmlns:w="http://schemas.openxmlformats.org/wordprocessingml/2006/main" xmlns:w14="http://schemas.microsoft.com/office/word/2010/wordml" xmlns:w15="http://schemas.microsoft.com/office/word/2012/wordml" xmlns:w16se="http://schemas.microsoft.com/office/word/2015/wordml/symex" mc:Ignorable="w14 w15 w16se">
+<w:styles xmlns:mc="http://schemas.openxmlformats.org/markup-compatibility/2006" xmlns:r="http://schemas.openxmlformats.org/officeDocument/2006/relationships" xmlns:w="http://schemas.openxmlformats.org/wordprocessingml/2006/main" xmlns:w14="http://schemas.microsoft.com/office/word/2010/wordml" xmlns:w15="http://schemas.microsoft.com/office/word/2012/wordml" xmlns:w16cid="http://schemas.microsoft.com/office/word/2016/wordml/cid" xmlns:w16se="http://schemas.microsoft.com/office/word/2015/wordml/symex" mc:Ignorable="w14 w15 w16se w16cid">
   <w:docDefaults>
     <w:rPrDefault>
       <w:rPr>
@@ -1089,7 +1087,7 @@
       </w:pPr>
     </w:pPrDefault>
   </w:docDefaults>
-  <w:latentStyles w:defLockedState="0" w:defUIPriority="99" w:defSemiHidden="0" w:defUnhideWhenUsed="0" w:defQFormat="0" w:count="374">
+  <w:latentStyles w:defLockedState="0" w:defUIPriority="99" w:defSemiHidden="0" w:defUnhideWhenUsed="0" w:defQFormat="0" w:count="375">
     <w:lsdException w:name="Normal" w:uiPriority="0" w:qFormat="1"/>
     <w:lsdException w:name="heading 1" w:uiPriority="9" w:qFormat="1"/>
     <w:lsdException w:name="heading 2" w:semiHidden="1" w:uiPriority="9" w:unhideWhenUsed="1" w:qFormat="1"/>
@@ -1195,7 +1193,6 @@
     <w:lsdException w:name="HTML Sample" w:semiHidden="1" w:unhideWhenUsed="1"/>
     <w:lsdException w:name="HTML Typewriter" w:semiHidden="1" w:unhideWhenUsed="1"/>
     <w:lsdException w:name="HTML Variable" w:semiHidden="1" w:unhideWhenUsed="1"/>
-    <w:lsdException w:name="Normal Table" w:semiHidden="1" w:unhideWhenUsed="1"/>
     <w:lsdException w:name="annotation subject" w:semiHidden="1" w:unhideWhenUsed="1"/>
     <w:lsdException w:name="No List" w:semiHidden="1" w:unhideWhenUsed="1"/>
     <w:lsdException w:name="Outline List 1" w:semiHidden="1" w:unhideWhenUsed="1"/>
@@ -1242,10 +1239,8 @@
     <w:lsdException w:name="Table Subtle 2" w:semiHidden="1" w:unhideWhenUsed="1"/>
     <w:lsdException w:name="Table Web 1" w:semiHidden="1" w:unhideWhenUsed="1"/>
     <w:lsdException w:name="Table Web 2" w:semiHidden="1" w:unhideWhenUsed="1"/>
-    <w:lsdException w:name="Table Web 3" w:semiHidden="1" w:unhideWhenUsed="1"/>
     <w:lsdException w:name="Balloon Text" w:semiHidden="1" w:unhideWhenUsed="1"/>
     <w:lsdException w:name="Table Grid" w:uiPriority="39"/>
-    <w:lsdException w:name="Table Theme" w:semiHidden="1" w:unhideWhenUsed="1"/>
     <w:lsdException w:name="Placeholder Text" w:semiHidden="1"/>
     <w:lsdException w:name="No Spacing" w:uiPriority="1" w:qFormat="1"/>
     <w:lsdException w:name="Light Shading" w:uiPriority="60"/>
@@ -1464,6 +1459,7 @@
     <w:lsdException w:name="Mention" w:semiHidden="1" w:unhideWhenUsed="1"/>
     <w:lsdException w:name="Smart Hyperlink" w:semiHidden="1" w:unhideWhenUsed="1"/>
     <w:lsdException w:name="Hashtag" w:semiHidden="1" w:unhideWhenUsed="1"/>
+    <w:lsdException w:name="Unresolved Mention" w:semiHidden="1" w:unhideWhenUsed="1"/>
   </w:latentStyles>
   <w:style w:type="paragraph" w:default="1" w:styleId="Normal">
     <w:name w:val="Normal"/>
@@ -1837,7 +1833,7 @@
 </file>
 
 <file path=customXml/itemProps1.xml><?xml version="1.0" encoding="utf-8"?>
-<ds:datastoreItem xmlns:ds="http://schemas.openxmlformats.org/officeDocument/2006/customXml" ds:itemID="{F43E2A0E-2A82-42ED-BC0F-409B9BC1C6F5}">
+<ds:datastoreItem xmlns:ds="http://schemas.openxmlformats.org/officeDocument/2006/customXml" ds:itemID="{3714CA23-E20F-489A-B539-DA04C00F7F8D}">
   <ds:schemaRefs>
     <ds:schemaRef ds:uri="http://schemas.openxmlformats.org/officeDocument/2006/bibliography"/>
   </ds:schemaRefs>

--- a/CUWebinars.Web/App_Data/mergeTemplates/OrderSubmitted_PostEvent.docx
+++ b/CUWebinars.Web/App_Data/mergeTemplates/OrderSubmitted_PostEvent.docx
@@ -333,8 +333,6 @@
                       <w:szCs w:val="18"/>
                     </w:rPr>
                   </w:pPr>
-                  <w:bookmarkStart w:id="0" w:name="_GoBack"/>
-                  <w:bookmarkEnd w:id="0"/>
                   <w:r>
                     <w:rPr>
                       <w:color w:val="7F7F7F" w:themeColor="text1" w:themeTint="80"/>
@@ -548,14 +546,27 @@
             <w:r>
               <w:t xml:space="preserve">Dear </w:t>
             </w:r>
-            <w:fldSimple w:instr=" MERGEFIELD  FirstName  \* MERGEFORMAT ">
-              <w:r>
-                <w:rPr>
-                  <w:noProof/>
-                </w:rPr>
-                <w:t>«FirstName»</w:t>
-              </w:r>
-            </w:fldSimple>
+            <w:r>
+              <w:fldChar w:fldCharType="begin"/>
+            </w:r>
+            <w:r>
+              <w:instrText xml:space="preserve"> MERGEFIELD  FirstName  \* MERGEFORMAT </w:instrText>
+            </w:r>
+            <w:r>
+              <w:fldChar w:fldCharType="separate"/>
+            </w:r>
+            <w:r>
+              <w:rPr>
+                <w:noProof/>
+              </w:rPr>
+              <w:t>«FirstName»</w:t>
+            </w:r>
+            <w:r>
+              <w:rPr>
+                <w:noProof/>
+              </w:rPr>
+              <w:fldChar w:fldCharType="end"/>
+            </w:r>
             <w:r>
               <w:t>,</w:t>
             </w:r>
@@ -623,14 +634,27 @@
             <w:r>
               <w:t xml:space="preserve"> </w:t>
             </w:r>
-            <w:fldSimple w:instr=" MERGEFIELD  RegDesc  \* MERGEFORMAT ">
-              <w:r>
-                <w:rPr>
-                  <w:noProof/>
-                </w:rPr>
-                <w:t>«RegDesc»</w:t>
-              </w:r>
-            </w:fldSimple>
+            <w:r>
+              <w:fldChar w:fldCharType="begin"/>
+            </w:r>
+            <w:r>
+              <w:instrText xml:space="preserve"> MERGEFIELD  RegDesc  \* MERGEFORMAT </w:instrText>
+            </w:r>
+            <w:r>
+              <w:fldChar w:fldCharType="separate"/>
+            </w:r>
+            <w:r>
+              <w:rPr>
+                <w:noProof/>
+              </w:rPr>
+              <w:t>«RegDesc»</w:t>
+            </w:r>
+            <w:r>
+              <w:rPr>
+                <w:noProof/>
+              </w:rPr>
+              <w:fldChar w:fldCharType="end"/>
+            </w:r>
             <w:r>
               <w:t xml:space="preserve"> </w:t>
             </w:r>
@@ -666,31 +690,60 @@
             <w:r>
               <w:t xml:space="preserve"> ( </w:t>
             </w:r>
-            <w:fldSimple w:instr=" MERGEFIELD  BillingEmail  \* MERGEFORMAT ">
-              <w:r>
-                <w:rPr>
-                  <w:noProof/>
-                </w:rPr>
-                <w:t>«BillingEmail»</w:t>
-              </w:r>
-            </w:fldSimple>
+            <w:r>
+              <w:fldChar w:fldCharType="begin"/>
+            </w:r>
+            <w:r>
+              <w:instrText xml:space="preserve"> MERGEFIELD  BillingEmail  \* MERGEFORMAT </w:instrText>
+            </w:r>
+            <w:r>
+              <w:fldChar w:fldCharType="separate"/>
+            </w:r>
             <w:r>
               <w:rPr>
                 <w:noProof/>
               </w:rPr>
+              <w:t>«BillingEmail»</w:t>
+            </w:r>
+            <w:r>
+              <w:rPr>
+                <w:noProof/>
+              </w:rPr>
+              <w:fldChar w:fldCharType="end"/>
+            </w:r>
+            <w:r>
+              <w:rPr>
+                <w:noProof/>
+              </w:rPr>
               <w:t xml:space="preserve"> ) </w:t>
             </w:r>
             <w:r>
               <w:t xml:space="preserve">you can log into your account to access the full details of your order. </w:t>
             </w:r>
-            <w:fldSimple w:instr=" MERGEFIELD  LinkToMyWebinars  \* MERGEFORMAT ">
-              <w:r>
-                <w:rPr>
-                  <w:noProof/>
-                </w:rPr>
-                <w:t>«LinkToMyWebinars»</w:t>
-              </w:r>
-            </w:fldSimple>
+            <w:r>
+              <w:fldChar w:fldCharType="begin"/>
+            </w:r>
+            <w:r>
+              <w:instrText xml:space="preserve"> MER</w:instrText>
+            </w:r>
+            <w:r>
+              <w:instrText xml:space="preserve">GEFIELD  LinkToMyWebinars  \* MERGEFORMAT </w:instrText>
+            </w:r>
+            <w:r>
+              <w:fldChar w:fldCharType="separate"/>
+            </w:r>
+            <w:r>
+              <w:rPr>
+                <w:noProof/>
+              </w:rPr>
+              <w:t>«LinkToMyWebinars»</w:t>
+            </w:r>
+            <w:r>
+              <w:rPr>
+                <w:noProof/>
+              </w:rPr>
+              <w:fldChar w:fldCharType="end"/>
+            </w:r>
           </w:p>
           <w:p>
             <w:pPr>
@@ -713,14 +766,30 @@
             <w:r>
               <w:t xml:space="preserve"> - you can access the content by visiting the link below. No password required but you will be prompted for name and email. </w:t>
             </w:r>
-            <w:fldSimple w:instr=" MERGEFIELD  OndemandLink  \* MERGEFORMAT ">
-              <w:r>
-                <w:rPr>
-                  <w:noProof/>
-                </w:rPr>
-                <w:t>«OndemandLink»</w:t>
-              </w:r>
-            </w:fldSimple>
+            <w:r>
+              <w:fldChar w:fldCharType="begin"/>
+            </w:r>
+            <w:r>
+              <w:instrText xml:space="preserve"> MERGEFIELD  OndemandLink  \* </w:instrText>
+            </w:r>
+            <w:r>
+              <w:instrText xml:space="preserve">MERGEFORMAT </w:instrText>
+            </w:r>
+            <w:r>
+              <w:fldChar w:fldCharType="separate"/>
+            </w:r>
+            <w:r>
+              <w:rPr>
+                <w:noProof/>
+              </w:rPr>
+              <w:t>«OndemandLink»</w:t>
+            </w:r>
+            <w:r>
+              <w:rPr>
+                <w:noProof/>
+              </w:rPr>
+              <w:fldChar w:fldCharType="end"/>
+            </w:r>
             <w:r>
               <w:t>.</w:t>
             </w:r>
@@ -732,14 +801,27 @@
                 <w:noProof/>
               </w:rPr>
             </w:pPr>
-            <w:fldSimple w:instr=" MERGEFIELD  PaymentCaption  \* MERGEFORMAT ">
-              <w:r>
-                <w:rPr>
-                  <w:noProof/>
-                </w:rPr>
-                <w:t>«PaymentCaption»</w:t>
-              </w:r>
-            </w:fldSimple>
+            <w:r>
+              <w:fldChar w:fldCharType="begin"/>
+            </w:r>
+            <w:r>
+              <w:instrText xml:space="preserve"> MERGEFIELD  PaymentCaption  \* MERGEFORMAT </w:instrText>
+            </w:r>
+            <w:r>
+              <w:fldChar w:fldCharType="separate"/>
+            </w:r>
+            <w:r>
+              <w:rPr>
+                <w:noProof/>
+              </w:rPr>
+              <w:t>«PaymentCaption»</w:t>
+            </w:r>
+            <w:r>
+              <w:rPr>
+                <w:noProof/>
+              </w:rPr>
+              <w:fldChar w:fldCharType="end"/>
+            </w:r>
           </w:p>
           <w:p/>
           <w:p>
@@ -810,8 +892,8 @@
                     <w:tblLook w:val="04A0" w:firstRow="1" w:lastRow="0" w:firstColumn="1" w:lastColumn="0" w:noHBand="0" w:noVBand="1"/>
                   </w:tblPr>
                   <w:tblGrid>
-                    <w:gridCol w:w="4194"/>
-                    <w:gridCol w:w="4205"/>
+                    <w:gridCol w:w="4296"/>
+                    <w:gridCol w:w="4297"/>
                   </w:tblGrid>
                   <w:tr>
                     <w:tc>
@@ -824,8 +906,8 @@
                           <w:right w:val="single" w:sz="4" w:space="0" w:color="auto"/>
                         </w:tcBorders>
                       </w:tcPr>
-                      <w:bookmarkStart w:id="1" w:name="OLE_LINK1"/>
-                      <w:bookmarkStart w:id="2" w:name="OLE_LINK2"/>
+                      <w:bookmarkStart w:id="0" w:name="OLE_LINK1"/>
+                      <w:bookmarkStart w:id="1" w:name="OLE_LINK2"/>
                       <w:p>
                         <w:pPr>
                           <w:jc w:val="center"/>
@@ -876,8 +958,8 @@
                           </w:rPr>
                           <w:fldChar w:fldCharType="end"/>
                         </w:r>
+                        <w:bookmarkEnd w:id="0"/>
                         <w:bookmarkEnd w:id="1"/>
-                        <w:bookmarkEnd w:id="2"/>
                       </w:p>
                     </w:tc>
                     <w:tc>
@@ -894,51 +976,16 @@
                         <w:pPr>
                           <w:jc w:val="center"/>
                           <w:rPr>
-                            <w:rFonts w:eastAsia="Times New Roman" w:cs="Times New Roman"/>
                             <w:sz w:val="18"/>
                             <w:szCs w:val="18"/>
                           </w:rPr>
                         </w:pPr>
                         <w:r>
                           <w:rPr>
-                            <w:rFonts w:eastAsia="Times New Roman" w:cs="Times New Roman"/>
                             <w:sz w:val="18"/>
                             <w:szCs w:val="18"/>
                           </w:rPr>
-                          <w:fldChar w:fldCharType="begin"/>
-                        </w:r>
-                        <w:r>
-                          <w:rPr>
-                            <w:rFonts w:eastAsia="Times New Roman" w:cs="Times New Roman"/>
-                            <w:sz w:val="18"/>
-                            <w:szCs w:val="18"/>
-                          </w:rPr>
-                          <w:instrText xml:space="preserve"> MERGEFIELD  SupportEmail  \* MERGEFORMAT </w:instrText>
-                        </w:r>
-                        <w:r>
-                          <w:rPr>
-                            <w:rFonts w:eastAsia="Times New Roman" w:cs="Times New Roman"/>
-                            <w:sz w:val="18"/>
-                            <w:szCs w:val="18"/>
-                          </w:rPr>
-                          <w:fldChar w:fldCharType="separate"/>
-                        </w:r>
-                        <w:r>
-                          <w:rPr>
-                            <w:rFonts w:eastAsia="Times New Roman" w:cs="Times New Roman"/>
-                            <w:noProof/>
-                            <w:sz w:val="18"/>
-                            <w:szCs w:val="18"/>
-                          </w:rPr>
-                          <w:t>«SupportEmail»</w:t>
-                        </w:r>
-                        <w:r>
-                          <w:rPr>
-                            <w:rFonts w:eastAsia="Times New Roman" w:cs="Times New Roman"/>
-                            <w:sz w:val="18"/>
-                            <w:szCs w:val="18"/>
-                          </w:rPr>
-                          <w:fldChar w:fldCharType="end"/>
+                          <w:t>info@ttstrain.com</w:t>
                         </w:r>
                       </w:p>
                       <w:p>
@@ -950,6 +997,8 @@
                             <w:szCs w:val="18"/>
                           </w:rPr>
                         </w:pPr>
+                        <w:bookmarkStart w:id="2" w:name="_GoBack"/>
+                        <w:bookmarkEnd w:id="2"/>
                         <w:r>
                           <w:rPr>
                             <w:rFonts w:eastAsia="Times New Roman" w:cs="Times New Roman"/>
@@ -1193,6 +1242,7 @@
     <w:lsdException w:name="HTML Sample" w:semiHidden="1" w:unhideWhenUsed="1"/>
     <w:lsdException w:name="HTML Typewriter" w:semiHidden="1" w:unhideWhenUsed="1"/>
     <w:lsdException w:name="HTML Variable" w:semiHidden="1" w:unhideWhenUsed="1"/>
+    <w:lsdException w:name="Normal Table" w:semiHidden="1" w:unhideWhenUsed="1"/>
     <w:lsdException w:name="annotation subject" w:semiHidden="1" w:unhideWhenUsed="1"/>
     <w:lsdException w:name="No List" w:semiHidden="1" w:unhideWhenUsed="1"/>
     <w:lsdException w:name="Outline List 1" w:semiHidden="1" w:unhideWhenUsed="1"/>
@@ -1239,8 +1289,10 @@
     <w:lsdException w:name="Table Subtle 2" w:semiHidden="1" w:unhideWhenUsed="1"/>
     <w:lsdException w:name="Table Web 1" w:semiHidden="1" w:unhideWhenUsed="1"/>
     <w:lsdException w:name="Table Web 2" w:semiHidden="1" w:unhideWhenUsed="1"/>
+    <w:lsdException w:name="Table Web 3" w:semiHidden="1" w:unhideWhenUsed="1"/>
     <w:lsdException w:name="Balloon Text" w:semiHidden="1" w:unhideWhenUsed="1"/>
     <w:lsdException w:name="Table Grid" w:uiPriority="39"/>
+    <w:lsdException w:name="Table Theme" w:semiHidden="1" w:unhideWhenUsed="1"/>
     <w:lsdException w:name="Placeholder Text" w:semiHidden="1"/>
     <w:lsdException w:name="No Spacing" w:uiPriority="1" w:qFormat="1"/>
     <w:lsdException w:name="Light Shading" w:uiPriority="60"/>
@@ -1833,7 +1885,7 @@
 </file>
 
 <file path=customXml/itemProps1.xml><?xml version="1.0" encoding="utf-8"?>
-<ds:datastoreItem xmlns:ds="http://schemas.openxmlformats.org/officeDocument/2006/customXml" ds:itemID="{3714CA23-E20F-489A-B539-DA04C00F7F8D}">
+<ds:datastoreItem xmlns:ds="http://schemas.openxmlformats.org/officeDocument/2006/customXml" ds:itemID="{1229A30B-11EE-4524-B88E-0D1323059F0B}">
   <ds:schemaRefs>
     <ds:schemaRef ds:uri="http://schemas.openxmlformats.org/officeDocument/2006/bibliography"/>
   </ds:schemaRefs>

--- a/CUWebinars.Web/App_Data/mergeTemplates/OrderSubmitted_PostEvent.docx
+++ b/CUWebinars.Web/App_Data/mergeTemplates/OrderSubmitted_PostEvent.docx
@@ -17,17 +17,18 @@
         <w:tblLook w:val="04A0" w:firstRow="1" w:lastRow="0" w:firstColumn="1" w:lastColumn="0" w:noHBand="0" w:noVBand="1"/>
       </w:tblPr>
       <w:tblGrid>
-        <w:gridCol w:w="265"/>
-        <w:gridCol w:w="6305"/>
+        <w:gridCol w:w="260"/>
+        <w:gridCol w:w="4420"/>
+        <w:gridCol w:w="1585"/>
         <w:gridCol w:w="2835"/>
-        <w:gridCol w:w="265"/>
+        <w:gridCol w:w="260"/>
       </w:tblGrid>
       <w:tr>
         <w:tc>
           <w:tcPr>
-            <w:tcW w:w="9351" w:type="dxa"/>
-            <w:gridSpan w:val="4"/>
-            <w:shd w:val="clear" w:color="auto" w:fill="4D677F"/>
+            <w:tcW w:w="9360" w:type="dxa"/>
+            <w:gridSpan w:val="5"/>
+            <w:shd w:val="clear" w:color="auto" w:fill="3E67B1"/>
           </w:tcPr>
           <w:p>
             <w:pPr>
@@ -41,21 +42,7 @@
                 <w:b/>
                 <w:color w:val="FFFFFF" w:themeColor="background1"/>
               </w:rPr>
-              <w:t xml:space="preserve">Your </w:t>
-            </w:r>
-            <w:r>
-              <w:rPr>
-                <w:b/>
-                <w:color w:val="FFFFFF" w:themeColor="background1"/>
-              </w:rPr>
-              <w:t>Registration Is Submitted</w:t>
-            </w:r>
-            <w:r>
-              <w:rPr>
-                <w:b/>
-                <w:color w:val="FFFFFF" w:themeColor="background1"/>
-              </w:rPr>
-              <w:t>!</w:t>
+              <w:t>Your registration is Submitted!</w:t>
             </w:r>
           </w:p>
         </w:tc>
@@ -63,88 +50,47 @@
       <w:tr>
         <w:tc>
           <w:tcPr>
-            <w:tcW w:w="265" w:type="dxa"/>
+            <w:tcW w:w="260" w:type="dxa"/>
             <w:tcBorders>
               <w:right w:val="single" w:sz="4" w:space="0" w:color="000000"/>
             </w:tcBorders>
-            <w:shd w:val="clear" w:color="auto" w:fill="4D677F"/>
+            <w:shd w:val="clear" w:color="auto" w:fill="3E67B1"/>
           </w:tcPr>
           <w:p/>
         </w:tc>
         <w:tc>
           <w:tcPr>
-            <w:tcW w:w="6305" w:type="dxa"/>
+            <w:tcW w:w="6005" w:type="dxa"/>
+            <w:gridSpan w:val="2"/>
             <w:tcBorders>
               <w:top w:val="single" w:sz="4" w:space="0" w:color="000000"/>
               <w:left w:val="single" w:sz="4" w:space="0" w:color="000000"/>
             </w:tcBorders>
-            <w:shd w:val="clear" w:color="auto" w:fill="4B5966"/>
+            <w:shd w:val="clear" w:color="auto" w:fill="F3F5F8"/>
           </w:tcPr>
           <w:p>
             <w:pPr>
+              <w:tabs>
+                <w:tab w:val="left" w:pos="3372"/>
+              </w:tabs>
+            </w:pPr>
+            <w:r>
               <w:rPr>
                 <w:noProof/>
               </w:rPr>
-            </w:pPr>
-            <w:r>
-              <w:rPr>
-                <w:noProof/>
-              </w:rPr>
-              <w:drawing>
-                <wp:inline distT="0" distB="0" distL="0" distR="0">
-                  <wp:extent cx="2400508" cy="762066"/>
-                  <wp:effectExtent l="0" t="0" r="0" b="0"/>
-                  <wp:docPr id="1" name="Picture 1"/>
-                  <wp:cNvGraphicFramePr>
-                    <a:graphicFrameLocks xmlns:a="http://schemas.openxmlformats.org/drawingml/2006/main" noChangeAspect="1"/>
-                  </wp:cNvGraphicFramePr>
-                  <a:graphic xmlns:a="http://schemas.openxmlformats.org/drawingml/2006/main">
-                    <a:graphicData uri="http://schemas.openxmlformats.org/drawingml/2006/picture">
-                      <pic:pic xmlns:pic="http://schemas.openxmlformats.org/drawingml/2006/picture">
-                        <pic:nvPicPr>
-                          <pic:cNvPr id="1" name="logo_bankwebinars.png"/>
-                          <pic:cNvPicPr/>
-                        </pic:nvPicPr>
-                        <pic:blipFill>
-                          <a:blip r:embed="rId5">
-                            <a:extLst>
-                              <a:ext uri="{28A0092B-C50C-407E-A947-70E740481C1C}">
-                                <a14:useLocalDpi xmlns:a14="http://schemas.microsoft.com/office/drawing/2010/main" val="0"/>
-                              </a:ext>
-                            </a:extLst>
-                          </a:blip>
-                          <a:stretch>
-                            <a:fillRect/>
-                          </a:stretch>
-                        </pic:blipFill>
-                        <pic:spPr>
-                          <a:xfrm>
-                            <a:off x="0" y="0"/>
-                            <a:ext cx="2400508" cy="762066"/>
-                          </a:xfrm>
-                          <a:prstGeom prst="rect">
-                            <a:avLst/>
-                          </a:prstGeom>
-                        </pic:spPr>
-                      </pic:pic>
-                    </a:graphicData>
-                  </a:graphic>
-                </wp:inline>
-              </w:drawing>
+              <w:t>[logo]</w:t>
             </w:r>
           </w:p>
-          <w:p/>
         </w:tc>
         <w:tc>
           <w:tcPr>
-            <w:tcW w:w="2516" w:type="dxa"/>
+            <w:tcW w:w="2835" w:type="dxa"/>
             <w:tcBorders>
               <w:top w:val="single" w:sz="4" w:space="0" w:color="000000"/>
               <w:right w:val="single" w:sz="4" w:space="0" w:color="000000"/>
             </w:tcBorders>
-            <w:shd w:val="clear" w:color="auto" w:fill="B9C8D5"/>
+            <w:shd w:val="clear" w:color="auto" w:fill="F3F5F8"/>
           </w:tcPr>
-          <w:p/>
           <w:tbl>
             <w:tblPr>
               <w:tblStyle w:val="TableGrid"/>
@@ -256,6 +202,7 @@
                       <w:szCs w:val="18"/>
                     </w:rPr>
                   </w:pPr>
+                  <w:bookmarkStart w:id="0" w:name="_Hlk486160287"/>
                   <w:r>
                     <w:rPr>
                       <w:color w:val="7F7F7F" w:themeColor="text1" w:themeTint="80"/>
@@ -306,6 +253,85 @@
                       <w:szCs w:val="18"/>
                     </w:rPr>
                     <w:t>«Total»</w:t>
+                  </w:r>
+                  <w:r>
+                    <w:rPr>
+                      <w:sz w:val="18"/>
+                      <w:szCs w:val="18"/>
+                    </w:rPr>
+                    <w:fldChar w:fldCharType="end"/>
+                  </w:r>
+                </w:p>
+              </w:tc>
+            </w:tr>
+            <w:bookmarkEnd w:id="0"/>
+            <w:tr>
+              <w:tc>
+                <w:tcPr>
+                  <w:tcW w:w="1115" w:type="dxa"/>
+                </w:tcPr>
+                <w:p>
+                  <w:pPr>
+                    <w:pStyle w:val="NoSpacing"/>
+                    <w:jc w:val="right"/>
+                    <w:rPr>
+                      <w:noProof/>
+                      <w:color w:val="7F7F7F" w:themeColor="text1" w:themeTint="80"/>
+                      <w:sz w:val="18"/>
+                      <w:szCs w:val="18"/>
+                    </w:rPr>
+                  </w:pPr>
+                  <w:r>
+                    <w:rPr>
+                      <w:color w:val="7F7F7F" w:themeColor="text1" w:themeTint="80"/>
+                      <w:sz w:val="18"/>
+                      <w:szCs w:val="18"/>
+                    </w:rPr>
+                    <w:t>Attendance:</w:t>
+                  </w:r>
+                </w:p>
+              </w:tc>
+              <w:tc>
+                <w:tcPr>
+                  <w:tcW w:w="1504" w:type="dxa"/>
+                </w:tcPr>
+                <w:p>
+                  <w:pPr>
+                    <w:pStyle w:val="NoSpacing"/>
+                    <w:rPr>
+                      <w:noProof/>
+                      <w:sz w:val="18"/>
+                      <w:szCs w:val="18"/>
+                    </w:rPr>
+                  </w:pPr>
+                  <w:r>
+                    <w:rPr>
+                      <w:sz w:val="18"/>
+                      <w:szCs w:val="18"/>
+                    </w:rPr>
+                    <w:fldChar w:fldCharType="begin"/>
+                  </w:r>
+                  <w:r>
+                    <w:rPr>
+                      <w:sz w:val="18"/>
+                      <w:szCs w:val="18"/>
+                    </w:rPr>
+                    <w:instrText xml:space="preserve"> MERGEFIELD  AttendType  \* MERGEFORMAT </w:instrText>
+                  </w:r>
+                  <w:r>
+                    <w:rPr>
+                      <w:sz w:val="18"/>
+                      <w:szCs w:val="18"/>
+                    </w:rPr>
+                    <w:fldChar w:fldCharType="separate"/>
+                  </w:r>
+                  <w:r>
+                    <w:rPr>
+                      <w:noProof/>
+                      <w:sz w:val="18"/>
+                      <w:szCs w:val="18"/>
+                    </w:rPr>
+                    <w:t>«AttendType»</w:t>
                   </w:r>
                   <w:r>
                     <w:rPr>
@@ -339,7 +365,7 @@
                       <w:sz w:val="18"/>
                       <w:szCs w:val="18"/>
                     </w:rPr>
-                    <w:t>Attendance:</w:t>
+                    <w:t>Status:</w:t>
                   </w:r>
                 </w:p>
               </w:tc>
@@ -368,84 +394,6 @@
                       <w:sz w:val="18"/>
                       <w:szCs w:val="18"/>
                     </w:rPr>
-                    <w:instrText xml:space="preserve"> MERGEFIELD  AttendType  \* MERGEFORMAT </w:instrText>
-                  </w:r>
-                  <w:r>
-                    <w:rPr>
-                      <w:sz w:val="18"/>
-                      <w:szCs w:val="18"/>
-                    </w:rPr>
-                    <w:fldChar w:fldCharType="separate"/>
-                  </w:r>
-                  <w:r>
-                    <w:rPr>
-                      <w:noProof/>
-                      <w:sz w:val="18"/>
-                      <w:szCs w:val="18"/>
-                    </w:rPr>
-                    <w:t>«AttendType»</w:t>
-                  </w:r>
-                  <w:r>
-                    <w:rPr>
-                      <w:sz w:val="18"/>
-                      <w:szCs w:val="18"/>
-                    </w:rPr>
-                    <w:fldChar w:fldCharType="end"/>
-                  </w:r>
-                </w:p>
-              </w:tc>
-            </w:tr>
-            <w:tr>
-              <w:tc>
-                <w:tcPr>
-                  <w:tcW w:w="1115" w:type="dxa"/>
-                </w:tcPr>
-                <w:p>
-                  <w:pPr>
-                    <w:pStyle w:val="NoSpacing"/>
-                    <w:jc w:val="right"/>
-                    <w:rPr>
-                      <w:noProof/>
-                      <w:color w:val="7F7F7F" w:themeColor="text1" w:themeTint="80"/>
-                      <w:sz w:val="18"/>
-                      <w:szCs w:val="18"/>
-                    </w:rPr>
-                  </w:pPr>
-                  <w:r>
-                    <w:rPr>
-                      <w:color w:val="7F7F7F" w:themeColor="text1" w:themeTint="80"/>
-                      <w:sz w:val="18"/>
-                      <w:szCs w:val="18"/>
-                    </w:rPr>
-                    <w:t>Status:</w:t>
-                  </w:r>
-                </w:p>
-              </w:tc>
-              <w:tc>
-                <w:tcPr>
-                  <w:tcW w:w="1504" w:type="dxa"/>
-                </w:tcPr>
-                <w:p>
-                  <w:pPr>
-                    <w:pStyle w:val="NoSpacing"/>
-                    <w:rPr>
-                      <w:noProof/>
-                      <w:sz w:val="18"/>
-                      <w:szCs w:val="18"/>
-                    </w:rPr>
-                  </w:pPr>
-                  <w:r>
-                    <w:rPr>
-                      <w:sz w:val="18"/>
-                      <w:szCs w:val="18"/>
-                    </w:rPr>
-                    <w:fldChar w:fldCharType="begin"/>
-                  </w:r>
-                  <w:r>
-                    <w:rPr>
-                      <w:sz w:val="18"/>
-                      <w:szCs w:val="18"/>
-                    </w:rPr>
                     <w:instrText xml:space="preserve"> MERGEFIELD  PaymentStatus  \* MERGEFORMAT </w:instrText>
                   </w:r>
                   <w:r>
@@ -478,11 +426,39 @@
         </w:tc>
         <w:tc>
           <w:tcPr>
-            <w:tcW w:w="265" w:type="dxa"/>
+            <w:tcW w:w="260" w:type="dxa"/>
             <w:tcBorders>
               <w:left w:val="single" w:sz="4" w:space="0" w:color="000000"/>
             </w:tcBorders>
-            <w:shd w:val="clear" w:color="auto" w:fill="4D677F"/>
+            <w:shd w:val="clear" w:color="auto" w:fill="3E67B1"/>
+          </w:tcPr>
+          <w:p/>
+          <w:p/>
+        </w:tc>
+      </w:tr>
+      <w:tr>
+        <w:tc>
+          <w:tcPr>
+            <w:tcW w:w="260" w:type="dxa"/>
+            <w:shd w:val="clear" w:color="auto" w:fill="3E67B1"/>
+          </w:tcPr>
+          <w:p/>
+        </w:tc>
+        <w:tc>
+          <w:tcPr>
+            <w:tcW w:w="8840" w:type="dxa"/>
+            <w:gridSpan w:val="3"/>
+            <w:shd w:val="clear" w:color="auto" w:fill="3E67B1"/>
+          </w:tcPr>
+          <w:p/>
+        </w:tc>
+        <w:tc>
+          <w:tcPr>
+            <w:tcW w:w="260" w:type="dxa"/>
+            <w:tcBorders>
+              <w:left w:val="nil"/>
+            </w:tcBorders>
+            <w:shd w:val="clear" w:color="auto" w:fill="3E67B1"/>
           </w:tcPr>
           <w:p/>
         </w:tc>
@@ -490,33 +466,412 @@
       <w:tr>
         <w:tc>
           <w:tcPr>
-            <w:tcW w:w="265" w:type="dxa"/>
+            <w:tcW w:w="260" w:type="dxa"/>
             <w:tcBorders>
               <w:right w:val="single" w:sz="4" w:space="0" w:color="auto"/>
             </w:tcBorders>
-            <w:shd w:val="clear" w:color="auto" w:fill="4D677F"/>
+            <w:shd w:val="clear" w:color="auto" w:fill="3E67B1"/>
           </w:tcPr>
           <w:p/>
         </w:tc>
         <w:tc>
           <w:tcPr>
-            <w:tcW w:w="8821" w:type="dxa"/>
-            <w:gridSpan w:val="2"/>
+            <w:tcW w:w="8840" w:type="dxa"/>
+            <w:gridSpan w:val="3"/>
             <w:tcBorders>
               <w:left w:val="single" w:sz="4" w:space="0" w:color="auto"/>
-              <w:right w:val="single" w:sz="4" w:space="0" w:color="auto"/>
+              <w:right w:val="single" w:sz="6" w:space="0" w:color="auto"/>
             </w:tcBorders>
-            <w:shd w:val="clear" w:color="auto" w:fill="000000" w:themeFill="text1"/>
           </w:tcPr>
-          <w:p/>
+          <w:p>
+            <w:pPr>
+              <w:ind w:left="532" w:hanging="540"/>
+            </w:pPr>
+          </w:p>
+          <w:p>
+            <w:pPr>
+              <w:rPr>
+                <w:rFonts w:eastAsia="Times New Roman" w:cs="Times New Roman"/>
+              </w:rPr>
+            </w:pPr>
+            <w:r>
+              <w:rPr>
+                <w:rFonts w:eastAsia="Times New Roman" w:cs="Times New Roman"/>
+              </w:rPr>
+              <w:t xml:space="preserve">Dear </w:t>
+            </w:r>
+            <w:r>
+              <w:rPr>
+                <w:rFonts w:eastAsia="Times New Roman" w:cs="Times New Roman"/>
+              </w:rPr>
+              <w:fldChar w:fldCharType="begin"/>
+            </w:r>
+            <w:r>
+              <w:rPr>
+                <w:rFonts w:eastAsia="Times New Roman" w:cs="Times New Roman"/>
+              </w:rPr>
+              <w:instrText xml:space="preserve"> MERGEFIELD  FirstName  \* MERGEFORMAT </w:instrText>
+            </w:r>
+            <w:r>
+              <w:rPr>
+                <w:rFonts w:eastAsia="Times New Roman" w:cs="Times New Roman"/>
+              </w:rPr>
+              <w:fldChar w:fldCharType="separate"/>
+            </w:r>
+            <w:r>
+              <w:rPr>
+                <w:rFonts w:eastAsia="Times New Roman" w:cs="Times New Roman"/>
+                <w:noProof/>
+              </w:rPr>
+              <w:t>«FirstName»</w:t>
+            </w:r>
+            <w:r>
+              <w:rPr>
+                <w:rFonts w:eastAsia="Times New Roman" w:cs="Times New Roman"/>
+              </w:rPr>
+              <w:fldChar w:fldCharType="end"/>
+            </w:r>
+            <w:r>
+              <w:rPr>
+                <w:rFonts w:eastAsia="Times New Roman" w:cs="Times New Roman"/>
+              </w:rPr>
+              <w:t>,</w:t>
+            </w:r>
+          </w:p>
+          <w:p>
+            <w:pPr>
+              <w:rPr>
+                <w:rFonts w:eastAsia="Times New Roman" w:cs="Times New Roman"/>
+              </w:rPr>
+            </w:pPr>
+          </w:p>
+          <w:p>
+            <w:pPr>
+              <w:rPr>
+                <w:rFonts w:eastAsia="Times New Roman" w:cs="Times New Roman"/>
+              </w:rPr>
+            </w:pPr>
+            <w:r>
+              <w:rPr>
+                <w:rFonts w:eastAsia="Times New Roman" w:cs="Times New Roman"/>
+              </w:rPr>
+              <w:t xml:space="preserve">Thank you for your order for the recording of </w:t>
+            </w:r>
+            <w:r>
+              <w:rPr>
+                <w:rFonts w:eastAsia="Times New Roman" w:cs="Times New Roman"/>
+                <w:i/>
+              </w:rPr>
+              <w:fldChar w:fldCharType="begin"/>
+            </w:r>
+            <w:r>
+              <w:rPr>
+                <w:rFonts w:eastAsia="Times New Roman" w:cs="Times New Roman"/>
+                <w:i/>
+              </w:rPr>
+              <w:instrText xml:space="preserve"> MERGEFIELD  WebinarTitle  \* MERGEFORMAT </w:instrText>
+            </w:r>
+            <w:r>
+              <w:rPr>
+                <w:rFonts w:eastAsia="Times New Roman" w:cs="Times New Roman"/>
+                <w:i/>
+              </w:rPr>
+              <w:fldChar w:fldCharType="separate"/>
+            </w:r>
+            <w:r>
+              <w:rPr>
+                <w:rFonts w:eastAsia="Times New Roman" w:cs="Times New Roman"/>
+                <w:i/>
+                <w:noProof/>
+              </w:rPr>
+              <w:t>«WebinarTitle»</w:t>
+            </w:r>
+            <w:r>
+              <w:rPr>
+                <w:rFonts w:eastAsia="Times New Roman" w:cs="Times New Roman"/>
+                <w:i/>
+              </w:rPr>
+              <w:fldChar w:fldCharType="end"/>
+            </w:r>
+            <w:r>
+              <w:rPr>
+                <w:rFonts w:eastAsia="Times New Roman" w:cs="Times New Roman"/>
+              </w:rPr>
+              <w:t xml:space="preserve">! </w:t>
+            </w:r>
+            <w:r>
+              <w:rPr>
+                <w:rFonts w:eastAsia="Times New Roman" w:cs="Times New Roman"/>
+              </w:rPr>
+              <w:fldChar w:fldCharType="begin"/>
+            </w:r>
+            <w:r>
+              <w:rPr>
+                <w:rFonts w:eastAsia="Times New Roman" w:cs="Times New Roman"/>
+              </w:rPr>
+              <w:instrText xml:space="preserve"> MERGEFIELD  RegDesc  \* MERGEFORMAT </w:instrText>
+            </w:r>
+            <w:r>
+              <w:rPr>
+                <w:rFonts w:eastAsia="Times New Roman" w:cs="Times New Roman"/>
+              </w:rPr>
+              <w:fldChar w:fldCharType="separate"/>
+            </w:r>
+            <w:r>
+              <w:rPr>
+                <w:rFonts w:eastAsia="Times New Roman" w:cs="Times New Roman"/>
+                <w:noProof/>
+              </w:rPr>
+              <w:t>«RegDesc»</w:t>
+            </w:r>
+            <w:r>
+              <w:rPr>
+                <w:rFonts w:eastAsia="Times New Roman" w:cs="Times New Roman"/>
+              </w:rPr>
+              <w:fldChar w:fldCharType="end"/>
+            </w:r>
+            <w:r>
+              <w:rPr>
+                <w:rFonts w:eastAsia="Times New Roman" w:cs="Times New Roman"/>
+              </w:rPr>
+              <w:t xml:space="preserve"> </w:t>
+            </w:r>
+          </w:p>
+          <w:p>
+            <w:pPr>
+              <w:spacing w:before="200"/>
+              <w:rPr>
+                <w:rFonts w:eastAsia="Times New Roman" w:cs="Times New Roman"/>
+                <w:noProof/>
+              </w:rPr>
+            </w:pPr>
+            <w:r>
+              <w:rPr>
+                <w:rFonts w:eastAsia="Times New Roman" w:cs="Times New Roman"/>
+              </w:rPr>
+              <w:t xml:space="preserve">How </w:t>
+            </w:r>
+            <w:proofErr w:type="gramStart"/>
+            <w:r>
+              <w:rPr>
+                <w:rFonts w:eastAsia="Times New Roman" w:cs="Times New Roman"/>
+              </w:rPr>
+              <w:t>To</w:t>
+            </w:r>
+            <w:proofErr w:type="gramEnd"/>
+            <w:r>
+              <w:rPr>
+                <w:rFonts w:eastAsia="Times New Roman" w:cs="Times New Roman"/>
+              </w:rPr>
+              <w:t xml:space="preserve"> Access Your Recording:</w:t>
+            </w:r>
+            <w:r>
+              <w:rPr>
+                <w:rFonts w:eastAsia="Times New Roman" w:cs="Times New Roman"/>
+              </w:rPr>
+              <w:br/>
+            </w:r>
+            <w:r>
+              <w:rPr>
+                <w:rFonts w:eastAsia="Times New Roman" w:cs="Times New Roman"/>
+                <w:b/>
+                <w:i/>
+              </w:rPr>
+              <w:t>If you are the original registrant</w:t>
+            </w:r>
+            <w:r>
+              <w:rPr>
+                <w:rFonts w:eastAsia="Times New Roman" w:cs="Times New Roman"/>
+              </w:rPr>
+              <w:t xml:space="preserve"> ( </w:t>
+            </w:r>
+            <w:r>
+              <w:rPr>
+                <w:rFonts w:eastAsia="Times New Roman" w:cs="Times New Roman"/>
+              </w:rPr>
+              <w:fldChar w:fldCharType="begin"/>
+            </w:r>
+            <w:r>
+              <w:rPr>
+                <w:rFonts w:eastAsia="Times New Roman" w:cs="Times New Roman"/>
+              </w:rPr>
+              <w:instrText xml:space="preserve"> MERGEFIELD  BillingEmail  \* MERGEFORMAT </w:instrText>
+            </w:r>
+            <w:r>
+              <w:rPr>
+                <w:rFonts w:eastAsia="Times New Roman" w:cs="Times New Roman"/>
+              </w:rPr>
+              <w:fldChar w:fldCharType="separate"/>
+            </w:r>
+            <w:r>
+              <w:rPr>
+                <w:rFonts w:eastAsia="Times New Roman" w:cs="Times New Roman"/>
+                <w:noProof/>
+              </w:rPr>
+              <w:t>«BillingEmail»</w:t>
+            </w:r>
+            <w:r>
+              <w:rPr>
+                <w:rFonts w:eastAsia="Times New Roman" w:cs="Times New Roman"/>
+              </w:rPr>
+              <w:fldChar w:fldCharType="end"/>
+            </w:r>
+            <w:r>
+              <w:rPr>
+                <w:rFonts w:eastAsia="Times New Roman" w:cs="Times New Roman"/>
+                <w:noProof/>
+              </w:rPr>
+              <w:t xml:space="preserve"> ) </w:t>
+            </w:r>
+            <w:r>
+              <w:rPr>
+                <w:rFonts w:eastAsia="Times New Roman" w:cs="Times New Roman"/>
+              </w:rPr>
+              <w:t xml:space="preserve">you can log into your account to access the full details of your order. </w:t>
+            </w:r>
+            <w:r>
+              <w:rPr>
+                <w:rFonts w:eastAsia="Times New Roman" w:cs="Times New Roman"/>
+              </w:rPr>
+              <w:fldChar w:fldCharType="begin"/>
+            </w:r>
+            <w:r>
+              <w:rPr>
+                <w:rFonts w:eastAsia="Times New Roman" w:cs="Times New Roman"/>
+              </w:rPr>
+              <w:instrText xml:space="preserve"> MERGEFIELD  LinkToMyWebinars  \* MERGEFORMAT </w:instrText>
+            </w:r>
+            <w:r>
+              <w:rPr>
+                <w:rFonts w:eastAsia="Times New Roman" w:cs="Times New Roman"/>
+              </w:rPr>
+              <w:fldChar w:fldCharType="separate"/>
+            </w:r>
+            <w:r>
+              <w:rPr>
+                <w:rFonts w:eastAsia="Times New Roman" w:cs="Times New Roman"/>
+                <w:noProof/>
+              </w:rPr>
+              <w:t>«LinkToMyWebinars»</w:t>
+            </w:r>
+            <w:r>
+              <w:rPr>
+                <w:rFonts w:eastAsia="Times New Roman" w:cs="Times New Roman"/>
+              </w:rPr>
+              <w:fldChar w:fldCharType="end"/>
+            </w:r>
+          </w:p>
+          <w:p>
+            <w:pPr>
+              <w:spacing w:before="200"/>
+              <w:rPr>
+                <w:rFonts w:eastAsia="Times New Roman" w:cs="Times New Roman"/>
+              </w:rPr>
+            </w:pPr>
+            <w:r>
+              <w:rPr>
+                <w:rFonts w:eastAsia="Times New Roman" w:cs="Times New Roman"/>
+                <w:b/>
+                <w:i/>
+              </w:rPr>
+              <w:t>If you are not the original registrant</w:t>
+            </w:r>
+            <w:r>
+              <w:rPr>
+                <w:rFonts w:eastAsia="Times New Roman" w:cs="Times New Roman"/>
+              </w:rPr>
+              <w:t xml:space="preserve"> - you can access the content by visiting the link below. No password required but you will be prompted for name and email. </w:t>
+            </w:r>
+            <w:r>
+              <w:rPr>
+                <w:rFonts w:eastAsia="Times New Roman" w:cs="Times New Roman"/>
+              </w:rPr>
+              <w:fldChar w:fldCharType="begin"/>
+            </w:r>
+            <w:r>
+              <w:rPr>
+                <w:rFonts w:eastAsia="Times New Roman" w:cs="Times New Roman"/>
+              </w:rPr>
+              <w:instrText xml:space="preserve"> MERGEFIELD  OndemandLink  \* MERGEFORMAT </w:instrText>
+            </w:r>
+            <w:r>
+              <w:rPr>
+                <w:rFonts w:eastAsia="Times New Roman" w:cs="Times New Roman"/>
+              </w:rPr>
+              <w:fldChar w:fldCharType="separate"/>
+            </w:r>
+            <w:r>
+              <w:rPr>
+                <w:rFonts w:eastAsia="Times New Roman" w:cs="Times New Roman"/>
+                <w:noProof/>
+              </w:rPr>
+              <w:t>«OndemandLink»</w:t>
+            </w:r>
+            <w:r>
+              <w:rPr>
+                <w:rFonts w:eastAsia="Times New Roman" w:cs="Times New Roman"/>
+              </w:rPr>
+              <w:fldChar w:fldCharType="end"/>
+            </w:r>
+            <w:r>
+              <w:rPr>
+                <w:rFonts w:eastAsia="Times New Roman" w:cs="Times New Roman"/>
+              </w:rPr>
+              <w:t>.</w:t>
+            </w:r>
+          </w:p>
+          <w:p>
+            <w:pPr>
+              <w:spacing w:before="200"/>
+              <w:rPr>
+                <w:rFonts w:eastAsia="Times New Roman" w:cs="Times New Roman"/>
+                <w:noProof/>
+              </w:rPr>
+            </w:pPr>
+            <w:r>
+              <w:rPr>
+                <w:rFonts w:eastAsia="Times New Roman" w:cs="Times New Roman"/>
+              </w:rPr>
+              <w:fldChar w:fldCharType="begin"/>
+            </w:r>
+            <w:r>
+              <w:rPr>
+                <w:rFonts w:eastAsia="Times New Roman" w:cs="Times New Roman"/>
+              </w:rPr>
+              <w:instrText xml:space="preserve"> MERGEFIELD  PaymentCaption  \* MERGEFORMAT </w:instrText>
+            </w:r>
+            <w:r>
+              <w:rPr>
+                <w:rFonts w:eastAsia="Times New Roman" w:cs="Times New Roman"/>
+              </w:rPr>
+              <w:fldChar w:fldCharType="separate"/>
+            </w:r>
+            <w:r>
+              <w:rPr>
+                <w:rFonts w:eastAsia="Times New Roman" w:cs="Times New Roman"/>
+                <w:noProof/>
+              </w:rPr>
+              <w:t>«PaymentCaption»</w:t>
+            </w:r>
+            <w:r>
+              <w:rPr>
+                <w:rFonts w:eastAsia="Times New Roman" w:cs="Times New Roman"/>
+              </w:rPr>
+              <w:fldChar w:fldCharType="end"/>
+            </w:r>
+          </w:p>
+          <w:p>
+            <w:bookmarkStart w:id="1" w:name="_GoBack"/>
+            <w:bookmarkEnd w:id="1"/>
+          </w:p>
         </w:tc>
         <w:tc>
           <w:tcPr>
-            <w:tcW w:w="265" w:type="dxa"/>
+            <w:tcW w:w="260" w:type="dxa"/>
             <w:tcBorders>
-              <w:left w:val="single" w:sz="4" w:space="0" w:color="auto"/>
+              <w:left w:val="single" w:sz="6" w:space="0" w:color="auto"/>
             </w:tcBorders>
-            <w:shd w:val="clear" w:color="auto" w:fill="4D677F"/>
+            <w:shd w:val="clear" w:color="auto" w:fill="3E67B1"/>
           </w:tcPr>
           <w:p/>
         </w:tc>
@@ -524,319 +879,125 @@
       <w:tr>
         <w:tc>
           <w:tcPr>
-            <w:tcW w:w="265" w:type="dxa"/>
-            <w:tcBorders>
-              <w:right w:val="single" w:sz="4" w:space="0" w:color="auto"/>
-            </w:tcBorders>
-            <w:shd w:val="clear" w:color="auto" w:fill="4D677F"/>
+            <w:tcW w:w="260" w:type="dxa"/>
+            <w:shd w:val="clear" w:color="auto" w:fill="3E67B1"/>
           </w:tcPr>
+          <w:p/>
           <w:p/>
         </w:tc>
         <w:tc>
           <w:tcPr>
-            <w:tcW w:w="8821" w:type="dxa"/>
-            <w:gridSpan w:val="2"/>
-            <w:tcBorders>
-              <w:left w:val="single" w:sz="4" w:space="0" w:color="auto"/>
-              <w:right w:val="single" w:sz="6" w:space="0" w:color="auto"/>
-            </w:tcBorders>
+            <w:tcW w:w="4420" w:type="dxa"/>
+            <w:shd w:val="clear" w:color="auto" w:fill="243842"/>
           </w:tcPr>
-          <w:p/>
           <w:p>
-            <w:r>
-              <w:t xml:space="preserve">Dear </w:t>
-            </w:r>
-            <w:r>
-              <w:fldChar w:fldCharType="begin"/>
-            </w:r>
-            <w:r>
-              <w:instrText xml:space="preserve"> MERGEFIELD  FirstName  \* MERGEFORMAT </w:instrText>
-            </w:r>
-            <w:r>
-              <w:fldChar w:fldCharType="separate"/>
-            </w:r>
-            <w:r>
-              <w:rPr>
-                <w:noProof/>
-              </w:rPr>
-              <w:t>«FirstName»</w:t>
-            </w:r>
-            <w:r>
-              <w:rPr>
-                <w:noProof/>
-              </w:rPr>
-              <w:fldChar w:fldCharType="end"/>
-            </w:r>
-            <w:r>
-              <w:t>,</w:t>
-            </w:r>
-          </w:p>
-          <w:p/>
-          <w:p>
-            <w:r>
-              <w:t>Thank</w:t>
-            </w:r>
-            <w:r>
-              <w:t xml:space="preserve"> you</w:t>
-            </w:r>
-            <w:r>
-              <w:t xml:space="preserve"> for your</w:t>
-            </w:r>
-            <w:r>
-              <w:t xml:space="preserve"> </w:t>
-            </w:r>
-            <w:r>
-              <w:t xml:space="preserve">order </w:t>
-            </w:r>
-            <w:r>
-              <w:t>for</w:t>
-            </w:r>
-            <w:r>
-              <w:t xml:space="preserve"> the recording of</w:t>
-            </w:r>
-            <w:r>
-              <w:t xml:space="preserve"> </w:t>
-            </w:r>
-            <w:r>
-              <w:rPr>
-                <w:i/>
-              </w:rPr>
-              <w:fldChar w:fldCharType="begin"/>
-            </w:r>
-            <w:r>
-              <w:rPr>
-                <w:i/>
-              </w:rPr>
-              <w:instrText xml:space="preserve"> MERGEFIELD  WebinarTitle  \* MERGEFORMAT </w:instrText>
-            </w:r>
-            <w:r>
-              <w:rPr>
-                <w:i/>
-              </w:rPr>
-              <w:fldChar w:fldCharType="separate"/>
-            </w:r>
-            <w:r>
-              <w:rPr>
-                <w:i/>
-                <w:noProof/>
-              </w:rPr>
-              <w:t>«WebinarTitle»</w:t>
-            </w:r>
-            <w:r>
-              <w:rPr>
-                <w:i/>
-              </w:rPr>
-              <w:fldChar w:fldCharType="end"/>
-            </w:r>
-            <w:r>
-              <w:t>!</w:t>
-            </w:r>
-            <w:r>
-              <w:t xml:space="preserve"> </w:t>
-            </w:r>
-            <w:r>
-              <w:fldChar w:fldCharType="begin"/>
-            </w:r>
-            <w:r>
-              <w:instrText xml:space="preserve"> MERGEFIELD  RegDesc  \* MERGEFORMAT </w:instrText>
-            </w:r>
-            <w:r>
-              <w:fldChar w:fldCharType="separate"/>
-            </w:r>
-            <w:r>
-              <w:rPr>
-                <w:noProof/>
-              </w:rPr>
-              <w:t>«RegDesc»</w:t>
-            </w:r>
-            <w:r>
-              <w:rPr>
-                <w:noProof/>
-              </w:rPr>
-              <w:fldChar w:fldCharType="end"/>
-            </w:r>
-            <w:r>
-              <w:t xml:space="preserve"> </w:t>
-            </w:r>
+            <w:pPr>
+              <w:jc w:val="center"/>
+              <w:rPr>
+                <w:sz w:val="18"/>
+                <w:szCs w:val="18"/>
+              </w:rPr>
+            </w:pPr>
           </w:p>
           <w:p>
             <w:pPr>
-              <w:spacing w:before="200"/>
+              <w:jc w:val="center"/>
+            </w:pPr>
+            <w:r>
+              <w:rPr>
+                <w:sz w:val="18"/>
+                <w:szCs w:val="18"/>
+              </w:rPr>
+              <w:fldChar w:fldCharType="begin"/>
+            </w:r>
+            <w:r>
+              <w:rPr>
+                <w:sz w:val="18"/>
+                <w:szCs w:val="18"/>
+              </w:rPr>
+              <w:instrText xml:space="preserve"> MERGEFIELD  AffFooter  \* MERGEFORMAT </w:instrText>
+            </w:r>
+            <w:r>
+              <w:rPr>
+                <w:sz w:val="18"/>
+                <w:szCs w:val="18"/>
+              </w:rPr>
+              <w:fldChar w:fldCharType="separate"/>
+            </w:r>
+            <w:r>
               <w:rPr>
                 <w:noProof/>
+                <w:sz w:val="18"/>
+                <w:szCs w:val="18"/>
+              </w:rPr>
+              <w:t>«AffFooter»</w:t>
+            </w:r>
+            <w:r>
+              <w:rPr>
+                <w:sz w:val="18"/>
+                <w:szCs w:val="18"/>
+              </w:rPr>
+              <w:fldChar w:fldCharType="end"/>
+            </w:r>
+          </w:p>
+        </w:tc>
+        <w:tc>
+          <w:tcPr>
+            <w:tcW w:w="4420" w:type="dxa"/>
+            <w:gridSpan w:val="2"/>
+            <w:shd w:val="clear" w:color="auto" w:fill="243842"/>
+          </w:tcPr>
+          <w:p>
+            <w:pPr>
+              <w:jc w:val="center"/>
+              <w:rPr>
+                <w:sz w:val="18"/>
+                <w:szCs w:val="18"/>
               </w:rPr>
             </w:pPr>
-            <w:r>
-              <w:t xml:space="preserve">How </w:t>
-            </w:r>
-            <w:proofErr w:type="gramStart"/>
-            <w:r>
-              <w:t>To</w:t>
-            </w:r>
-            <w:proofErr w:type="gramEnd"/>
-            <w:r>
-              <w:t xml:space="preserve"> Access Your Recording:</w:t>
-            </w:r>
-            <w:r>
-              <w:br/>
-            </w:r>
-            <w:r>
-              <w:rPr>
-                <w:b/>
-                <w:i/>
-              </w:rPr>
-              <w:t>If you are the original registrant</w:t>
-            </w:r>
-            <w:r>
-              <w:t xml:space="preserve"> ( </w:t>
-            </w:r>
-            <w:r>
-              <w:fldChar w:fldCharType="begin"/>
-            </w:r>
-            <w:r>
-              <w:instrText xml:space="preserve"> MERGEFIELD  BillingEmail  \* MERGEFORMAT </w:instrText>
-            </w:r>
-            <w:r>
-              <w:fldChar w:fldCharType="separate"/>
-            </w:r>
-            <w:r>
-              <w:rPr>
-                <w:noProof/>
-              </w:rPr>
-              <w:t>«BillingEmail»</w:t>
-            </w:r>
-            <w:r>
-              <w:rPr>
-                <w:noProof/>
-              </w:rPr>
-              <w:fldChar w:fldCharType="end"/>
-            </w:r>
-            <w:r>
-              <w:rPr>
-                <w:noProof/>
-              </w:rPr>
-              <w:t xml:space="preserve"> ) </w:t>
-            </w:r>
-            <w:r>
-              <w:t xml:space="preserve">you can log into your account to access the full details of your order. </w:t>
-            </w:r>
-            <w:r>
-              <w:fldChar w:fldCharType="begin"/>
-            </w:r>
-            <w:r>
-              <w:instrText xml:space="preserve"> MER</w:instrText>
-            </w:r>
-            <w:r>
-              <w:instrText xml:space="preserve">GEFIELD  LinkToMyWebinars  \* MERGEFORMAT </w:instrText>
-            </w:r>
-            <w:r>
-              <w:fldChar w:fldCharType="separate"/>
-            </w:r>
-            <w:r>
-              <w:rPr>
-                <w:noProof/>
-              </w:rPr>
-              <w:t>«LinkToMyWebinars»</w:t>
-            </w:r>
-            <w:r>
-              <w:rPr>
-                <w:noProof/>
-              </w:rPr>
-              <w:fldChar w:fldCharType="end"/>
-            </w:r>
           </w:p>
           <w:p>
             <w:pPr>
-              <w:spacing w:before="200"/>
+              <w:jc w:val="center"/>
+              <w:rPr>
+                <w:sz w:val="18"/>
+                <w:szCs w:val="18"/>
+              </w:rPr>
             </w:pPr>
             <w:r>
               <w:rPr>
-                <w:b/>
-                <w:i/>
-              </w:rPr>
-              <w:t>If you</w:t>
-            </w:r>
-            <w:r>
-              <w:rPr>
-                <w:b/>
-                <w:i/>
-              </w:rPr>
-              <w:t xml:space="preserve"> are not the original registrant</w:t>
-            </w:r>
-            <w:r>
-              <w:t xml:space="preserve"> - you can access the content by visiting the link below. No password required but you will be prompted for name and email. </w:t>
-            </w:r>
-            <w:r>
-              <w:fldChar w:fldCharType="begin"/>
-            </w:r>
-            <w:r>
-              <w:instrText xml:space="preserve"> MERGEFIELD  OndemandLink  \* </w:instrText>
-            </w:r>
-            <w:r>
-              <w:instrText xml:space="preserve">MERGEFORMAT </w:instrText>
-            </w:r>
-            <w:r>
-              <w:fldChar w:fldCharType="separate"/>
-            </w:r>
-            <w:r>
-              <w:rPr>
-                <w:noProof/>
-              </w:rPr>
-              <w:t>«OndemandLink»</w:t>
-            </w:r>
-            <w:r>
-              <w:rPr>
-                <w:noProof/>
-              </w:rPr>
-              <w:fldChar w:fldCharType="end"/>
-            </w:r>
-            <w:r>
-              <w:t>.</w:t>
+                <w:sz w:val="18"/>
+                <w:szCs w:val="18"/>
+              </w:rPr>
+              <w:t>info@ttstrain.com</w:t>
             </w:r>
           </w:p>
           <w:p>
             <w:pPr>
-              <w:spacing w:before="200"/>
-              <w:rPr>
-                <w:noProof/>
+              <w:jc w:val="center"/>
+              <w:rPr>
+                <w:sz w:val="18"/>
+                <w:szCs w:val="18"/>
               </w:rPr>
             </w:pPr>
             <w:r>
-              <w:fldChar w:fldCharType="begin"/>
-            </w:r>
-            <w:r>
-              <w:instrText xml:space="preserve"> MERGEFIELD  PaymentCaption  \* MERGEFORMAT </w:instrText>
-            </w:r>
-            <w:r>
-              <w:fldChar w:fldCharType="separate"/>
-            </w:r>
-            <w:r>
-              <w:rPr>
-                <w:noProof/>
-              </w:rPr>
-              <w:t>«PaymentCaption»</w:t>
-            </w:r>
-            <w:r>
-              <w:rPr>
-                <w:noProof/>
-              </w:rPr>
-              <w:fldChar w:fldCharType="end"/>
+              <w:rPr>
+                <w:sz w:val="18"/>
+                <w:szCs w:val="18"/>
+              </w:rPr>
+              <w:t>800-831-0678</w:t>
             </w:r>
           </w:p>
-          <w:p/>
           <w:p>
             <w:pPr>
-              <w:spacing w:before="200"/>
+              <w:jc w:val="center"/>
             </w:pPr>
           </w:p>
         </w:tc>
         <w:tc>
           <w:tcPr>
-            <w:tcW w:w="265" w:type="dxa"/>
-            <w:tcBorders>
-              <w:left w:val="single" w:sz="6" w:space="0" w:color="auto"/>
-            </w:tcBorders>
-            <w:shd w:val="clear" w:color="auto" w:fill="4D677F"/>
+            <w:tcW w:w="260" w:type="dxa"/>
+            <w:shd w:val="clear" w:color="auto" w:fill="3E67B1"/>
           </w:tcPr>
           <w:p/>
         </w:tc>
@@ -844,254 +1005,67 @@
       <w:tr>
         <w:tc>
           <w:tcPr>
-            <w:tcW w:w="265" w:type="dxa"/>
-            <w:shd w:val="clear" w:color="auto" w:fill="4D677F"/>
+            <w:tcW w:w="260" w:type="dxa"/>
+            <w:shd w:val="clear" w:color="auto" w:fill="3E67B1"/>
           </w:tcPr>
           <w:p/>
         </w:tc>
         <w:tc>
           <w:tcPr>
-            <w:tcW w:w="8821" w:type="dxa"/>
-            <w:gridSpan w:val="2"/>
-            <w:shd w:val="clear" w:color="auto" w:fill="000000" w:themeFill="text1"/>
+            <w:tcW w:w="8840" w:type="dxa"/>
+            <w:gridSpan w:val="3"/>
+            <w:shd w:val="clear" w:color="auto" w:fill="86BE48"/>
           </w:tcPr>
-          <w:tbl>
-            <w:tblPr>
-              <w:tblStyle w:val="TableGrid"/>
-              <w:tblW w:w="0" w:type="auto"/>
-              <w:tblBorders>
-                <w:top w:val="none" w:sz="0" w:space="0" w:color="auto"/>
-                <w:left w:val="none" w:sz="0" w:space="0" w:color="auto"/>
-                <w:bottom w:val="none" w:sz="0" w:space="0" w:color="auto"/>
-                <w:right w:val="none" w:sz="0" w:space="0" w:color="auto"/>
-                <w:insideH w:val="none" w:sz="0" w:space="0" w:color="auto"/>
-                <w:insideV w:val="none" w:sz="0" w:space="0" w:color="auto"/>
-              </w:tblBorders>
-              <w:tblLook w:val="04A0" w:firstRow="1" w:lastRow="0" w:firstColumn="1" w:lastColumn="0" w:noHBand="0" w:noVBand="1"/>
-            </w:tblPr>
-            <w:tblGrid>
-              <w:gridCol w:w="8625"/>
-            </w:tblGrid>
-            <w:tr>
-              <w:tc>
-                <w:tcPr>
-                  <w:tcW w:w="8821" w:type="dxa"/>
-                  <w:shd w:val="clear" w:color="auto" w:fill="000000" w:themeFill="text1"/>
-                </w:tcPr>
-                <w:p>
-                  <w:pPr>
-                    <w:rPr>
-                      <w:rFonts w:eastAsia="Times New Roman" w:cs="Times New Roman"/>
-                    </w:rPr>
-                  </w:pPr>
-                </w:p>
-                <w:tbl>
-                  <w:tblPr>
-                    <w:tblStyle w:val="TableGrid"/>
-                    <w:tblW w:w="0" w:type="auto"/>
-                    <w:tblLook w:val="04A0" w:firstRow="1" w:lastRow="0" w:firstColumn="1" w:lastColumn="0" w:noHBand="0" w:noVBand="1"/>
-                  </w:tblPr>
-                  <w:tblGrid>
-                    <w:gridCol w:w="4296"/>
-                    <w:gridCol w:w="4297"/>
-                  </w:tblGrid>
-                  <w:tr>
-                    <w:tc>
-                      <w:tcPr>
-                        <w:tcW w:w="4297" w:type="dxa"/>
-                        <w:tcBorders>
-                          <w:top w:val="single" w:sz="4" w:space="0" w:color="auto"/>
-                          <w:left w:val="single" w:sz="4" w:space="0" w:color="auto"/>
-                          <w:bottom w:val="single" w:sz="4" w:space="0" w:color="auto"/>
-                          <w:right w:val="single" w:sz="4" w:space="0" w:color="auto"/>
-                        </w:tcBorders>
-                      </w:tcPr>
-                      <w:bookmarkStart w:id="0" w:name="OLE_LINK1"/>
-                      <w:bookmarkStart w:id="1" w:name="OLE_LINK2"/>
-                      <w:p>
-                        <w:pPr>
-                          <w:jc w:val="center"/>
-                          <w:rPr>
-                            <w:rFonts w:eastAsia="Times New Roman" w:cs="Times New Roman"/>
-                            <w:sz w:val="18"/>
-                            <w:szCs w:val="18"/>
-                          </w:rPr>
-                        </w:pPr>
-                        <w:r>
-                          <w:rPr>
-                            <w:rFonts w:eastAsia="Times New Roman" w:cs="Times New Roman"/>
-                            <w:sz w:val="18"/>
-                            <w:szCs w:val="18"/>
-                          </w:rPr>
-                          <w:fldChar w:fldCharType="begin"/>
-                        </w:r>
-                        <w:r>
-                          <w:rPr>
-                            <w:rFonts w:eastAsia="Times New Roman" w:cs="Times New Roman"/>
-                            <w:sz w:val="18"/>
-                            <w:szCs w:val="18"/>
-                          </w:rPr>
-                          <w:instrText xml:space="preserve"> MERGEFIELD  AffFooter  \* MERGEFORMAT </w:instrText>
-                        </w:r>
-                        <w:r>
-                          <w:rPr>
-                            <w:rFonts w:eastAsia="Times New Roman" w:cs="Times New Roman"/>
-                            <w:sz w:val="18"/>
-                            <w:szCs w:val="18"/>
-                          </w:rPr>
-                          <w:fldChar w:fldCharType="separate"/>
-                        </w:r>
-                        <w:r>
-                          <w:rPr>
-                            <w:rFonts w:eastAsia="Times New Roman" w:cs="Times New Roman"/>
-                            <w:noProof/>
-                            <w:sz w:val="18"/>
-                            <w:szCs w:val="18"/>
-                          </w:rPr>
-                          <w:t>«AffFooter»</w:t>
-                        </w:r>
-                        <w:r>
-                          <w:rPr>
-                            <w:rFonts w:eastAsia="Times New Roman" w:cs="Times New Roman"/>
-                            <w:sz w:val="18"/>
-                            <w:szCs w:val="18"/>
-                          </w:rPr>
-                          <w:fldChar w:fldCharType="end"/>
-                        </w:r>
-                        <w:bookmarkEnd w:id="0"/>
-                        <w:bookmarkEnd w:id="1"/>
-                      </w:p>
-                    </w:tc>
-                    <w:tc>
-                      <w:tcPr>
-                        <w:tcW w:w="4298" w:type="dxa"/>
-                        <w:tcBorders>
-                          <w:top w:val="single" w:sz="4" w:space="0" w:color="auto"/>
-                          <w:left w:val="single" w:sz="4" w:space="0" w:color="auto"/>
-                          <w:bottom w:val="single" w:sz="4" w:space="0" w:color="auto"/>
-                          <w:right w:val="single" w:sz="4" w:space="0" w:color="auto"/>
-                        </w:tcBorders>
-                      </w:tcPr>
-                      <w:p>
-                        <w:pPr>
-                          <w:jc w:val="center"/>
-                          <w:rPr>
-                            <w:sz w:val="18"/>
-                            <w:szCs w:val="18"/>
-                          </w:rPr>
-                        </w:pPr>
-                        <w:r>
-                          <w:rPr>
-                            <w:sz w:val="18"/>
-                            <w:szCs w:val="18"/>
-                          </w:rPr>
-                          <w:t>info@ttstrain.com</w:t>
-                        </w:r>
-                      </w:p>
-                      <w:p>
-                        <w:pPr>
-                          <w:jc w:val="center"/>
-                          <w:rPr>
-                            <w:rFonts w:eastAsia="Times New Roman" w:cs="Times New Roman"/>
-                            <w:sz w:val="18"/>
-                            <w:szCs w:val="18"/>
-                          </w:rPr>
-                        </w:pPr>
-                        <w:bookmarkStart w:id="2" w:name="_GoBack"/>
-                        <w:bookmarkEnd w:id="2"/>
-                        <w:r>
-                          <w:rPr>
-                            <w:rFonts w:eastAsia="Times New Roman" w:cs="Times New Roman"/>
-                            <w:sz w:val="18"/>
-                            <w:szCs w:val="18"/>
-                          </w:rPr>
-                          <w:t xml:space="preserve">800-831-0678 </w:t>
-                        </w:r>
-                      </w:p>
-                    </w:tc>
-                  </w:tr>
-                  <w:tr>
-                    <w:tc>
-                      <w:tcPr>
-                        <w:tcW w:w="8595" w:type="dxa"/>
-                        <w:gridSpan w:val="2"/>
-                        <w:tcBorders>
-                          <w:top w:val="single" w:sz="4" w:space="0" w:color="auto"/>
-                          <w:left w:val="single" w:sz="4" w:space="0" w:color="auto"/>
-                          <w:bottom w:val="single" w:sz="4" w:space="0" w:color="auto"/>
-                          <w:right w:val="single" w:sz="4" w:space="0" w:color="auto"/>
-                        </w:tcBorders>
-                      </w:tcPr>
-                      <w:p>
-                        <w:pPr>
-                          <w:jc w:val="center"/>
-                          <w:rPr>
-                            <w:rFonts w:eastAsia="Times New Roman" w:cs="Times New Roman"/>
-                            <w:sz w:val="18"/>
-                            <w:szCs w:val="18"/>
-                          </w:rPr>
-                        </w:pPr>
-                        <w:r>
-                          <w:rPr>
-                            <w:rFonts w:eastAsia="Times New Roman" w:cs="Times New Roman"/>
-                            <w:sz w:val="18"/>
-                            <w:szCs w:val="18"/>
-                          </w:rPr>
-                          <w:fldChar w:fldCharType="begin"/>
-                        </w:r>
-                        <w:r>
-                          <w:rPr>
-                            <w:rFonts w:eastAsia="Times New Roman" w:cs="Times New Roman"/>
-                            <w:sz w:val="18"/>
-                            <w:szCs w:val="18"/>
-                          </w:rPr>
-                          <w:instrText xml:space="preserve"> MERGEFIELD  ServiceNote  \* MERGEFORMAT </w:instrText>
-                        </w:r>
-                        <w:r>
-                          <w:rPr>
-                            <w:rFonts w:eastAsia="Times New Roman" w:cs="Times New Roman"/>
-                            <w:sz w:val="18"/>
-                            <w:szCs w:val="18"/>
-                          </w:rPr>
-                          <w:fldChar w:fldCharType="separate"/>
-                        </w:r>
-                        <w:r>
-                          <w:rPr>
-                            <w:rFonts w:eastAsia="Times New Roman" w:cs="Times New Roman"/>
-                            <w:noProof/>
-                            <w:sz w:val="18"/>
-                            <w:szCs w:val="18"/>
-                          </w:rPr>
-                          <w:t>«ServiceNote»</w:t>
-                        </w:r>
-                        <w:r>
-                          <w:rPr>
-                            <w:rFonts w:eastAsia="Times New Roman" w:cs="Times New Roman"/>
-                            <w:sz w:val="18"/>
-                            <w:szCs w:val="18"/>
-                          </w:rPr>
-                          <w:fldChar w:fldCharType="end"/>
-                        </w:r>
-                      </w:p>
-                    </w:tc>
-                  </w:tr>
-                </w:tbl>
-                <w:p>
-                  <w:pPr>
-                    <w:rPr>
-                      <w:rFonts w:eastAsia="Times New Roman" w:cs="Times New Roman"/>
-                    </w:rPr>
-                  </w:pPr>
-                </w:p>
-              </w:tc>
-            </w:tr>
-          </w:tbl>
-          <w:p/>
+          <w:p>
+            <w:pPr>
+              <w:jc w:val="center"/>
+              <w:rPr>
+                <w:sz w:val="18"/>
+                <w:szCs w:val="18"/>
+              </w:rPr>
+            </w:pPr>
+            <w:r>
+              <w:rPr>
+                <w:sz w:val="18"/>
+                <w:szCs w:val="18"/>
+              </w:rPr>
+              <w:fldChar w:fldCharType="begin"/>
+            </w:r>
+            <w:r>
+              <w:rPr>
+                <w:sz w:val="18"/>
+                <w:szCs w:val="18"/>
+              </w:rPr>
+              <w:instrText xml:space="preserve"> MERGEFIELD  ServiceNote  \* MERGEFORMAT </w:instrText>
+            </w:r>
+            <w:r>
+              <w:rPr>
+                <w:sz w:val="18"/>
+                <w:szCs w:val="18"/>
+              </w:rPr>
+              <w:fldChar w:fldCharType="separate"/>
+            </w:r>
+            <w:r>
+              <w:rPr>
+                <w:noProof/>
+                <w:sz w:val="18"/>
+                <w:szCs w:val="18"/>
+              </w:rPr>
+              <w:t>«ServiceNote»</w:t>
+            </w:r>
+            <w:r>
+              <w:rPr>
+                <w:sz w:val="18"/>
+                <w:szCs w:val="18"/>
+              </w:rPr>
+              <w:fldChar w:fldCharType="end"/>
+            </w:r>
+          </w:p>
         </w:tc>
         <w:tc>
           <w:tcPr>
-            <w:tcW w:w="265" w:type="dxa"/>
-            <w:shd w:val="clear" w:color="auto" w:fill="4D677F"/>
+            <w:tcW w:w="260" w:type="dxa"/>
+            <w:shd w:val="clear" w:color="auto" w:fill="3E67B1"/>
           </w:tcPr>
           <w:p/>
         </w:tc>
@@ -1099,14 +1073,16 @@
       <w:tr>
         <w:tc>
           <w:tcPr>
-            <w:tcW w:w="9351" w:type="dxa"/>
-            <w:gridSpan w:val="4"/>
-            <w:shd w:val="clear" w:color="auto" w:fill="4D677F"/>
+            <w:tcW w:w="9360" w:type="dxa"/>
+            <w:gridSpan w:val="5"/>
+            <w:shd w:val="clear" w:color="auto" w:fill="3E67B1"/>
           </w:tcPr>
           <w:p/>
         </w:tc>
       </w:tr>
     </w:tbl>
+    <w:p/>
+    <w:p/>
     <w:p/>
     <w:p/>
     <w:sectPr>
@@ -1516,7 +1492,7 @@
   <w:style w:type="paragraph" w:default="1" w:styleId="Normal">
     <w:name w:val="Normal"/>
     <w:qFormat/>
-    <w:rsid w:val="00504530"/>
+    <w:rsid w:val="007313D3"/>
   </w:style>
   <w:style w:type="character" w:default="1" w:styleId="DefaultParagraphFont">
     <w:name w:val="Default Paragraph Font"/>
@@ -1885,7 +1861,7 @@
 </file>
 
 <file path=customXml/itemProps1.xml><?xml version="1.0" encoding="utf-8"?>
-<ds:datastoreItem xmlns:ds="http://schemas.openxmlformats.org/officeDocument/2006/customXml" ds:itemID="{1229A30B-11EE-4524-B88E-0D1323059F0B}">
+<ds:datastoreItem xmlns:ds="http://schemas.openxmlformats.org/officeDocument/2006/customXml" ds:itemID="{E6C368B3-E0F0-4634-A1D2-9ED8E1BC9166}">
   <ds:schemaRefs>
     <ds:schemaRef ds:uri="http://schemas.openxmlformats.org/officeDocument/2006/bibliography"/>
   </ds:schemaRefs>
